--- a/deliverables/1-需求规格说明书.docx
+++ b/deliverables/1-需求规格说明书.docx
@@ -1621,7 +1621,7 @@
         <w:rPr>
           <w:rFonts w:ascii="宋体" w:eastAsia="宋体" w:hAnsi="宋体" w:cs="宋体"/>
         </w:rPr>
-        <w:t>系统是 Java Swing 桌面应用，采用表示层、业务服务层、数据访问层和关系数据库分层结构。应用默认使用本地 H2 文件库便于演示，也可通过环境变量连接 MySQL 8.4。系统不依赖浏览器，不对接支付、短信和校园统一身份认证等外部平台。</w:t>
+        <w:t>系统是 Java Swing 桌面应用，采用表示层、业务服务层、数据访问层和关系数据库分层结构。应用仅通过 JDBC 连接 MySQL 8.4，连接参数由环境变量或配置文件提供。系统不依赖浏览器，不对接支付、短信和校园统一身份认证等外部平台。</w:t>
       </w:r>
     </w:p>
     <w:p>
@@ -1839,7 +1839,7 @@
                 <w:rFonts w:ascii="微软雅黑" w:eastAsia="微软雅黑" w:hAnsi="微软雅黑" w:cs="微软雅黑"/>
                 <w:sz w:val="18"/>
               </w:rPr>
-              <w:t>H2 2.3（演示）或 MySQL 8.4（部署）</w:t>
+              <w:t>MySQL 8.4</w:t>
             </w:r>
           </w:p>
         </w:tc>
@@ -5222,7 +5222,7 @@
                 <w:rFonts w:ascii="微软雅黑" w:eastAsia="微软雅黑" w:hAnsi="微软雅黑" w:cs="微软雅黑"/>
                 <w:sz w:val="18"/>
               </w:rPr>
-              <w:t>支持 Windows 10/11、JDK 21、MySQL 8.4；默认支持零配置 H2 演示</w:t>
+              <w:t>支持 Windows 10/11、JDK 21 和 MySQL 8.4，数据库类型不提供其他回退选项</w:t>
             </w:r>
           </w:p>
         </w:tc>
@@ -5404,7 +5404,7 @@
         <w:rPr>
           <w:rFonts w:ascii="宋体" w:eastAsia="宋体" w:hAnsi="宋体" w:cs="宋体"/>
         </w:rPr>
-        <w:t>FR-01 至 FR-16 均有可操作界面或系统自动流程；BR-01 至 BR-08 由服务层实施；核心 JUnit 测试全部通过；项目可通过 Maven 构建为可执行 JAR；四份文档内容与代码、数据库字段一致。满足上述条件且无严重缺陷时判定可交付。</w:t>
+        <w:t>FR-01 至 FR-16 均有可操作界面或系统自动流程；BR-01 至 BR-08 由服务层实施；配置 MySQL 专用测试库后执行核心 JUnit 测试且全部通过；项目可通过 Maven 构建为可执行 JAR；四份文档内容与代码、数据库字段一致。满足上述条件且无严重缺陷时判定可交付。</w:t>
       </w:r>
     </w:p>
     <w:sectPr>

--- a/deliverables/1-需求规格说明书.docx
+++ b/deliverables/1-需求规格说明书.docx
@@ -5,7 +5,6 @@
     <w:p>
       <w:pPr>
         <w:rPr>
-          <w:rFonts w:hint="eastAsia"/>
           <w:sz w:val="52"/>
         </w:rPr>
       </w:pPr>
@@ -20,7 +19,6 @@
     <w:p>
       <w:pPr>
         <w:rPr>
-          <w:rFonts w:hint="eastAsia"/>
           <w:sz w:val="52"/>
         </w:rPr>
       </w:pPr>
@@ -32,7 +30,7 @@
           <w:tab w:val="end" w:leader="dot" w:pos="414.80pt"/>
         </w:tabs>
         <w:rPr>
-          <w:rFonts w:ascii="等线" w:eastAsia="等线" w:hAnsi="等线" w:hint="eastAsia"/>
+          <w:rFonts w:hint="eastAsia"/>
           <w:noProof/>
           <w:sz w:val="22"/>
         </w:rPr>
@@ -139,7 +137,7 @@
           <w:tab w:val="end" w:leader="dot" w:pos="414.80pt"/>
         </w:tabs>
         <w:rPr>
-          <w:rFonts w:ascii="等线" w:eastAsia="等线" w:hAnsi="等线" w:hint="eastAsia"/>
+          <w:rFonts w:hint="eastAsia"/>
           <w:noProof/>
           <w:sz w:val="22"/>
         </w:rPr>
@@ -237,7 +235,7 @@
           <w:tab w:val="end" w:leader="dot" w:pos="414.80pt"/>
         </w:tabs>
         <w:rPr>
-          <w:rFonts w:ascii="等线" w:eastAsia="等线" w:hAnsi="等线" w:hint="eastAsia"/>
+          <w:rFonts w:hint="eastAsia"/>
           <w:noProof/>
           <w:sz w:val="22"/>
         </w:rPr>
@@ -335,7 +333,7 @@
           <w:tab w:val="end" w:leader="dot" w:pos="414.80pt"/>
         </w:tabs>
         <w:rPr>
-          <w:rFonts w:ascii="等线" w:eastAsia="等线" w:hAnsi="等线" w:hint="eastAsia"/>
+          <w:rFonts w:hint="eastAsia"/>
           <w:noProof/>
           <w:sz w:val="22"/>
         </w:rPr>
@@ -433,7 +431,7 @@
           <w:tab w:val="end" w:leader="dot" w:pos="414.80pt"/>
         </w:tabs>
         <w:rPr>
-          <w:rFonts w:ascii="等线" w:eastAsia="等线" w:hAnsi="等线" w:hint="eastAsia"/>
+          <w:rFonts w:hint="eastAsia"/>
           <w:noProof/>
           <w:sz w:val="22"/>
         </w:rPr>
@@ -531,7 +529,7 @@
           <w:tab w:val="end" w:leader="dot" w:pos="414.80pt"/>
         </w:tabs>
         <w:rPr>
-          <w:rFonts w:ascii="等线" w:eastAsia="等线" w:hAnsi="等线" w:hint="eastAsia"/>
+          <w:rFonts w:hint="eastAsia"/>
           <w:noProof/>
           <w:sz w:val="22"/>
         </w:rPr>
@@ -629,7 +627,7 @@
           <w:tab w:val="end" w:leader="dot" w:pos="414.80pt"/>
         </w:tabs>
         <w:rPr>
-          <w:rFonts w:ascii="等线" w:eastAsia="等线" w:hAnsi="等线" w:hint="eastAsia"/>
+          <w:rFonts w:hint="eastAsia"/>
           <w:noProof/>
           <w:sz w:val="22"/>
         </w:rPr>
@@ -727,7 +725,7 @@
           <w:tab w:val="end" w:leader="dot" w:pos="414.80pt"/>
         </w:tabs>
         <w:rPr>
-          <w:rFonts w:ascii="等线" w:eastAsia="等线" w:hAnsi="等线" w:hint="eastAsia"/>
+          <w:rFonts w:hint="eastAsia"/>
           <w:noProof/>
           <w:sz w:val="22"/>
         </w:rPr>
@@ -825,7 +823,7 @@
           <w:tab w:val="end" w:leader="dot" w:pos="414.80pt"/>
         </w:tabs>
         <w:rPr>
-          <w:rFonts w:ascii="等线" w:eastAsia="等线" w:hAnsi="等线" w:hint="eastAsia"/>
+          <w:rFonts w:hint="eastAsia"/>
           <w:noProof/>
           <w:sz w:val="22"/>
         </w:rPr>
@@ -923,7 +921,7 @@
           <w:tab w:val="end" w:leader="dot" w:pos="414.80pt"/>
         </w:tabs>
         <w:rPr>
-          <w:rFonts w:ascii="等线" w:eastAsia="等线" w:hAnsi="等线" w:hint="eastAsia"/>
+          <w:rFonts w:hint="eastAsia"/>
           <w:noProof/>
           <w:sz w:val="22"/>
         </w:rPr>
@@ -1021,7 +1019,7 @@
           <w:tab w:val="end" w:leader="dot" w:pos="414.80pt"/>
         </w:tabs>
         <w:rPr>
-          <w:rFonts w:ascii="等线" w:eastAsia="等线" w:hAnsi="等线" w:hint="eastAsia"/>
+          <w:rFonts w:hint="eastAsia"/>
           <w:noProof/>
           <w:sz w:val="22"/>
         </w:rPr>
@@ -1119,7 +1117,7 @@
           <w:tab w:val="end" w:leader="dot" w:pos="414.80pt"/>
         </w:tabs>
         <w:rPr>
-          <w:rFonts w:ascii="等线" w:eastAsia="等线" w:hAnsi="等线" w:hint="eastAsia"/>
+          <w:rFonts w:hint="eastAsia"/>
           <w:noProof/>
           <w:sz w:val="22"/>
         </w:rPr>
@@ -1217,7 +1215,7 @@
           <w:tab w:val="end" w:leader="dot" w:pos="414.80pt"/>
         </w:tabs>
         <w:rPr>
-          <w:rFonts w:ascii="等线" w:eastAsia="等线" w:hAnsi="等线" w:hint="eastAsia"/>
+          <w:rFonts w:hint="eastAsia"/>
           <w:noProof/>
           <w:sz w:val="22"/>
         </w:rPr>
@@ -1315,7 +1313,7 @@
           <w:tab w:val="end" w:leader="dot" w:pos="414.80pt"/>
         </w:tabs>
         <w:rPr>
-          <w:rFonts w:ascii="等线" w:eastAsia="等线" w:hAnsi="等线" w:hint="eastAsia"/>
+          <w:rFonts w:hint="eastAsia"/>
           <w:noProof/>
           <w:sz w:val="22"/>
         </w:rPr>
@@ -1413,7 +1411,7 @@
           <w:tab w:val="end" w:leader="dot" w:pos="414.80pt"/>
         </w:tabs>
         <w:rPr>
-          <w:rFonts w:ascii="等线" w:eastAsia="等线" w:hAnsi="等线" w:hint="eastAsia"/>
+          <w:rFonts w:hint="eastAsia"/>
           <w:noProof/>
           <w:sz w:val="22"/>
         </w:rPr>
@@ -1511,7 +1509,7 @@
           <w:tab w:val="end" w:leader="dot" w:pos="414.80pt"/>
         </w:tabs>
         <w:rPr>
-          <w:rFonts w:ascii="等线" w:eastAsia="等线" w:hAnsi="等线" w:hint="eastAsia"/>
+          <w:rFonts w:hint="eastAsia"/>
           <w:noProof/>
           <w:sz w:val="22"/>
         </w:rPr>
@@ -1609,7 +1607,7 @@
           <w:tab w:val="end" w:leader="dot" w:pos="414.80pt"/>
         </w:tabs>
         <w:rPr>
-          <w:rFonts w:ascii="等线" w:eastAsia="等线" w:hAnsi="等线" w:hint="eastAsia"/>
+          <w:rFonts w:hint="eastAsia"/>
           <w:noProof/>
           <w:sz w:val="22"/>
         </w:rPr>
@@ -1707,7 +1705,7 @@
           <w:tab w:val="end" w:leader="dot" w:pos="414.80pt"/>
         </w:tabs>
         <w:rPr>
-          <w:rFonts w:ascii="等线" w:eastAsia="等线" w:hAnsi="等线" w:hint="eastAsia"/>
+          <w:rFonts w:hint="eastAsia"/>
           <w:noProof/>
           <w:sz w:val="22"/>
         </w:rPr>
@@ -1805,7 +1803,7 @@
           <w:tab w:val="end" w:leader="dot" w:pos="414.80pt"/>
         </w:tabs>
         <w:rPr>
-          <w:rFonts w:ascii="等线" w:eastAsia="等线" w:hAnsi="等线" w:hint="eastAsia"/>
+          <w:rFonts w:hint="eastAsia"/>
           <w:noProof/>
           <w:sz w:val="22"/>
         </w:rPr>
@@ -1903,7 +1901,7 @@
           <w:tab w:val="end" w:leader="dot" w:pos="414.80pt"/>
         </w:tabs>
         <w:rPr>
-          <w:rFonts w:ascii="等线" w:eastAsia="等线" w:hAnsi="等线" w:hint="eastAsia"/>
+          <w:rFonts w:hint="eastAsia"/>
           <w:noProof/>
           <w:sz w:val="22"/>
         </w:rPr>
@@ -2001,7 +1999,7 @@
           <w:tab w:val="end" w:leader="dot" w:pos="414.80pt"/>
         </w:tabs>
         <w:rPr>
-          <w:rFonts w:ascii="等线" w:eastAsia="等线" w:hAnsi="等线" w:hint="eastAsia"/>
+          <w:rFonts w:hint="eastAsia"/>
           <w:noProof/>
           <w:sz w:val="22"/>
         </w:rPr>
@@ -2093,28 +2091,14 @@
       </w:hyperlink>
     </w:p>
     <w:p>
-      <w:pPr>
-        <w:rPr>
-          <w:rFonts w:hint="eastAsia"/>
-        </w:rPr>
-      </w:pPr>
       <w:r>
         <w:fldChar w:fldCharType="end"/>
       </w:r>
     </w:p>
-    <w:p>
-      <w:pPr>
-        <w:rPr>
-          <w:rFonts w:hint="eastAsia"/>
-        </w:rPr>
-      </w:pPr>
-    </w:p>
+    <w:p/>
     <w:p>
       <w:pPr>
         <w:pStyle w:val="1"/>
-        <w:rPr>
-          <w:rFonts w:hint="eastAsia"/>
-        </w:rPr>
       </w:pPr>
       <w:bookmarkStart w:id="0" w:name="_Toc234927709"/>
       <w:r>
@@ -2135,19 +2119,19 @@
       <w:pPr>
         <w:pStyle w:val="2"/>
         <w:rPr>
-          <w:rFonts w:hint="eastAsia"/>
+          <w:rFonts w:ascii="Times New Roman" w:eastAsia="宋体" w:hAnsi="Times New Roman"/>
         </w:rPr>
       </w:pPr>
       <w:bookmarkStart w:id="1" w:name="_Toc234927710"/>
       <w:r>
         <w:rPr>
-          <w:rFonts w:hint="eastAsia"/>
+          <w:rFonts w:ascii="Times New Roman" w:eastAsia="宋体" w:hAnsi="Times New Roman" w:hint="eastAsia"/>
         </w:rPr>
         <w:t>1.1</w:t>
       </w:r>
       <w:r>
         <w:rPr>
-          <w:rFonts w:hint="eastAsia"/>
+          <w:rFonts w:ascii="Times New Roman" w:eastAsia="宋体" w:hAnsi="Times New Roman" w:hint="eastAsia"/>
         </w:rPr>
         <w:t>编写目的</w:t>
       </w:r>
@@ -2182,19 +2166,19 @@
       <w:pPr>
         <w:pStyle w:val="2"/>
         <w:rPr>
-          <w:rFonts w:hint="eastAsia"/>
+          <w:rFonts w:ascii="Times New Roman" w:eastAsia="宋体" w:hAnsi="Times New Roman"/>
         </w:rPr>
       </w:pPr>
       <w:bookmarkStart w:id="2" w:name="_Toc234927711"/>
       <w:r>
         <w:rPr>
-          <w:rFonts w:hint="eastAsia"/>
+          <w:rFonts w:ascii="Times New Roman" w:eastAsia="宋体" w:hAnsi="Times New Roman" w:hint="eastAsia"/>
         </w:rPr>
         <w:t>1.2</w:t>
       </w:r>
       <w:r>
         <w:rPr>
-          <w:rFonts w:hint="eastAsia"/>
+          <w:rFonts w:ascii="Times New Roman" w:eastAsia="宋体" w:hAnsi="Times New Roman" w:hint="eastAsia"/>
         </w:rPr>
         <w:t>项目背景</w:t>
       </w:r>
@@ -2215,20 +2199,20 @@
       <w:pPr>
         <w:pStyle w:val="2"/>
         <w:rPr>
-          <w:rFonts w:hint="eastAsia"/>
+          <w:rFonts w:ascii="Times New Roman" w:eastAsia="宋体" w:hAnsi="Times New Roman"/>
         </w:rPr>
       </w:pPr>
       <w:bookmarkStart w:id="3" w:name="_Toc234927712"/>
       <w:r>
         <w:rPr>
-          <w:rFonts w:hint="eastAsia"/>
+          <w:rFonts w:ascii="Times New Roman" w:eastAsia="宋体" w:hAnsi="Times New Roman" w:hint="eastAsia"/>
         </w:rPr>
         <w:lastRenderedPageBreak/>
         <w:t>1.3</w:t>
       </w:r>
       <w:r>
         <w:rPr>
-          <w:rFonts w:hint="eastAsia"/>
+          <w:rFonts w:ascii="Times New Roman" w:eastAsia="宋体" w:hAnsi="Times New Roman" w:hint="eastAsia"/>
         </w:rPr>
         <w:t>定义</w:t>
       </w:r>
@@ -2237,7 +2221,6 @@
     <w:tbl>
       <w:tblPr>
         <w:tblW w:w="100.0%" w:type="pct"/>
-        <w:tblInd w:w="0pt" w:type="dxa"/>
         <w:tblBorders>
           <w:top w:val="single" w:sz="0" w:space="0" w:color="auto"/>
           <w:start w:val="single" w:sz="0" w:space="0" w:color="auto"/>
@@ -2255,13 +2238,13 @@
         <w:tblLook w:firstRow="0" w:lastRow="0" w:firstColumn="0" w:lastColumn="0" w:noHBand="0" w:noVBand="0"/>
       </w:tblPr>
       <w:tblGrid>
-        <w:gridCol w:w="1860"/>
-        <w:gridCol w:w="6626"/>
+        <w:gridCol w:w="1801"/>
+        <w:gridCol w:w="6685"/>
       </w:tblGrid>
       <w:tr>
         <w:tc>
           <w:tcPr>
-            <w:tcW w:w="21.92%" w:type="pct"/>
+            <w:tcW w:w="21.0%" w:type="pct"/>
             <w:shd w:val="clear" w:color="auto" w:fill="12676A"/>
           </w:tcPr>
           <w:p>
@@ -2280,7 +2263,7 @@
         </w:tc>
         <w:tc>
           <w:tcPr>
-            <w:tcW w:w="78.06%" w:type="pct"/>
+            <w:tcW w:w="78.0%" w:type="pct"/>
             <w:shd w:val="clear" w:color="auto" w:fill="12676A"/>
           </w:tcPr>
           <w:p>
@@ -2465,7 +2448,7 @@
           <w:p>
             <w:pPr>
               <w:rPr>
-                <w:rFonts w:ascii="微软雅黑" w:eastAsia="微软雅黑" w:hAnsi="微软雅黑" w:cs="微软雅黑"/>
+                <w:rFonts w:cs="微软雅黑" w:hint="eastAsia"/>
                 <w:sz w:val="18"/>
               </w:rPr>
             </w:pPr>
@@ -2501,19 +2484,19 @@
       <w:pPr>
         <w:pStyle w:val="2"/>
         <w:rPr>
-          <w:rFonts w:hint="eastAsia"/>
+          <w:rFonts w:ascii="Times New Roman" w:eastAsia="宋体" w:hAnsi="Times New Roman"/>
         </w:rPr>
       </w:pPr>
       <w:bookmarkStart w:id="4" w:name="_Toc234927713"/>
       <w:r>
         <w:rPr>
-          <w:rFonts w:hint="eastAsia"/>
+          <w:rFonts w:ascii="Times New Roman" w:eastAsia="宋体" w:hAnsi="Times New Roman" w:hint="eastAsia"/>
         </w:rPr>
         <w:t>1.4</w:t>
       </w:r>
       <w:r>
         <w:rPr>
-          <w:rFonts w:hint="eastAsia"/>
+          <w:rFonts w:ascii="Times New Roman" w:eastAsia="宋体" w:hAnsi="Times New Roman" w:hint="eastAsia"/>
         </w:rPr>
         <w:t>参考资料</w:t>
       </w:r>
@@ -2521,7 +2504,7 @@
     </w:p>
     <w:p>
       <w:pPr>
-        <w:pStyle w:val="a3"/>
+        <w:pStyle w:val="a"/>
       </w:pPr>
       <w:r>
         <w:t>《图书馆借阅管理系统课程选题》</w:t>
@@ -2529,7 +2512,7 @@
     </w:p>
     <w:p>
       <w:pPr>
-        <w:pStyle w:val="a3"/>
+        <w:pStyle w:val="a"/>
       </w:pPr>
       <w:r>
         <w:t>《计算机系统综合实验</w:t>
@@ -2543,7 +2526,7 @@
     </w:p>
     <w:p>
       <w:pPr>
-        <w:pStyle w:val="a3"/>
+        <w:pStyle w:val="a"/>
       </w:pPr>
       <w:r>
         <w:t xml:space="preserve"> GB/T 9385-2008</w:t>
@@ -2554,7 +2537,7 @@
     </w:p>
     <w:p>
       <w:pPr>
-        <w:pStyle w:val="a3"/>
+        <w:pStyle w:val="a"/>
       </w:pPr>
       <w:r>
         <w:t xml:space="preserve"> </w:t>
@@ -2565,7 +2548,7 @@
     </w:p>
     <w:p>
       <w:pPr>
-        <w:pStyle w:val="a3"/>
+        <w:pStyle w:val="a"/>
       </w:pPr>
       <w:r>
         <w:t xml:space="preserve"> Java SE 21</w:t>
@@ -2589,9 +2572,6 @@
     <w:p>
       <w:pPr>
         <w:pStyle w:val="1"/>
-        <w:rPr>
-          <w:rFonts w:hint="eastAsia"/>
-        </w:rPr>
       </w:pPr>
       <w:bookmarkStart w:id="5" w:name="_Toc234927714"/>
       <w:r>
@@ -2612,19 +2592,19 @@
       <w:pPr>
         <w:pStyle w:val="2"/>
         <w:rPr>
-          <w:rFonts w:hint="eastAsia"/>
+          <w:rFonts w:ascii="Times New Roman" w:eastAsia="宋体" w:hAnsi="Times New Roman"/>
         </w:rPr>
       </w:pPr>
       <w:bookmarkStart w:id="6" w:name="_Toc234927715"/>
       <w:r>
         <w:rPr>
-          <w:rFonts w:hint="eastAsia"/>
+          <w:rFonts w:ascii="Times New Roman" w:eastAsia="宋体" w:hAnsi="Times New Roman" w:hint="eastAsia"/>
         </w:rPr>
         <w:t>2.1</w:t>
       </w:r>
       <w:r>
         <w:rPr>
-          <w:rFonts w:hint="eastAsia"/>
+          <w:rFonts w:ascii="Times New Roman" w:eastAsia="宋体" w:hAnsi="Times New Roman" w:hint="eastAsia"/>
         </w:rPr>
         <w:t>目标</w:t>
       </w:r>
@@ -2632,7 +2612,7 @@
     </w:p>
     <w:p>
       <w:pPr>
-        <w:pStyle w:val="a3"/>
+        <w:pStyle w:val="a"/>
       </w:pPr>
       <w:r>
         <w:rPr>
@@ -2643,7 +2623,7 @@
     </w:p>
     <w:p>
       <w:pPr>
-        <w:pStyle w:val="a3"/>
+        <w:pStyle w:val="a"/>
       </w:pPr>
       <w:r>
         <w:rPr>
@@ -2654,7 +2634,7 @@
     </w:p>
     <w:p>
       <w:pPr>
-        <w:pStyle w:val="a3"/>
+        <w:pStyle w:val="a"/>
       </w:pPr>
       <w:r>
         <w:rPr>
@@ -2665,7 +2645,7 @@
     </w:p>
     <w:p>
       <w:pPr>
-        <w:pStyle w:val="a3"/>
+        <w:pStyle w:val="a"/>
       </w:pPr>
       <w:r>
         <w:rPr>
@@ -2676,7 +2656,7 @@
     </w:p>
     <w:p>
       <w:pPr>
-        <w:pStyle w:val="a3"/>
+        <w:pStyle w:val="a"/>
       </w:pPr>
       <w:r>
         <w:rPr>
@@ -2687,10 +2667,7 @@
     </w:p>
     <w:p>
       <w:pPr>
-        <w:pStyle w:val="a3"/>
-        <w:rPr>
-          <w:rFonts w:hint="eastAsia"/>
-        </w:rPr>
+        <w:pStyle w:val="a"/>
       </w:pPr>
       <w:r>
         <w:rPr>
@@ -2717,19 +2694,19 @@
       <w:pPr>
         <w:pStyle w:val="2"/>
         <w:rPr>
-          <w:rFonts w:hint="eastAsia"/>
+          <w:rFonts w:ascii="Times New Roman" w:eastAsia="宋体" w:hAnsi="Times New Roman"/>
         </w:rPr>
       </w:pPr>
       <w:bookmarkStart w:id="7" w:name="_Toc234927716"/>
       <w:r>
         <w:rPr>
-          <w:rFonts w:hint="eastAsia"/>
+          <w:rFonts w:ascii="Times New Roman" w:eastAsia="宋体" w:hAnsi="Times New Roman" w:hint="eastAsia"/>
         </w:rPr>
         <w:t>2.2</w:t>
       </w:r>
       <w:r>
         <w:rPr>
-          <w:rFonts w:hint="eastAsia"/>
+          <w:rFonts w:ascii="Times New Roman" w:eastAsia="宋体" w:hAnsi="Times New Roman" w:hint="eastAsia"/>
         </w:rPr>
         <w:t>运行环境</w:t>
       </w:r>
@@ -2738,7 +2715,6 @@
     <w:tbl>
       <w:tblPr>
         <w:tblW w:w="100.0%" w:type="pct"/>
-        <w:tblInd w:w="0pt" w:type="dxa"/>
         <w:tblBorders>
           <w:top w:val="single" w:sz="0" w:space="0" w:color="auto"/>
           <w:start w:val="single" w:sz="0" w:space="0" w:color="auto"/>
@@ -2892,19 +2868,19 @@
       <w:pPr>
         <w:pStyle w:val="2"/>
         <w:rPr>
-          <w:rFonts w:hint="eastAsia"/>
+          <w:rFonts w:ascii="Times New Roman" w:eastAsia="宋体" w:hAnsi="Times New Roman"/>
         </w:rPr>
       </w:pPr>
       <w:bookmarkStart w:id="8" w:name="_Toc234927717"/>
       <w:r>
         <w:rPr>
-          <w:rFonts w:hint="eastAsia"/>
+          <w:rFonts w:ascii="Times New Roman" w:eastAsia="宋体" w:hAnsi="Times New Roman" w:hint="eastAsia"/>
         </w:rPr>
         <w:t>2.3</w:t>
       </w:r>
       <w:r>
         <w:rPr>
-          <w:rFonts w:hint="eastAsia"/>
+          <w:rFonts w:ascii="Times New Roman" w:eastAsia="宋体" w:hAnsi="Times New Roman" w:hint="eastAsia"/>
         </w:rPr>
         <w:t>条件与限制</w:t>
       </w:r>
@@ -2912,7 +2888,7 @@
     </w:p>
     <w:p>
       <w:pPr>
-        <w:pStyle w:val="a3"/>
+        <w:pStyle w:val="a"/>
       </w:pPr>
       <w:r>
         <w:t>每个账号仅对应一个角色；管理员账号不能作为读者办理预约。</w:t>
@@ -2920,7 +2896,7 @@
     </w:p>
     <w:p>
       <w:pPr>
-        <w:pStyle w:val="a3"/>
+        <w:pStyle w:val="a"/>
       </w:pPr>
       <w:r>
         <w:t>一次借阅对应一个图书品种的一册复本，系统以数量而非条码跟踪复本。</w:t>
@@ -2928,7 +2904,7 @@
     </w:p>
     <w:p>
       <w:pPr>
-        <w:pStyle w:val="a3"/>
+        <w:pStyle w:val="a"/>
       </w:pPr>
       <w:r>
         <w:t>系统时间用于计算应还日期、预约有效期与逾期天数，部署机器时间应准确。</w:t>
@@ -2936,7 +2912,7 @@
     </w:p>
     <w:p>
       <w:pPr>
-        <w:pStyle w:val="a3"/>
+        <w:pStyle w:val="a"/>
       </w:pPr>
       <w:r>
         <w:t>本实训版本采用人工确认缴费，</w:t>
@@ -2952,10 +2928,7 @@
     </w:p>
     <w:p>
       <w:pPr>
-        <w:pStyle w:val="a3"/>
-        <w:rPr>
-          <w:rFonts w:hint="eastAsia"/>
-        </w:rPr>
+        <w:pStyle w:val="a"/>
       </w:pPr>
       <w:r>
         <w:rPr>
@@ -2967,9 +2940,6 @@
     <w:p>
       <w:pPr>
         <w:pStyle w:val="1"/>
-        <w:rPr>
-          <w:rFonts w:hint="eastAsia"/>
-        </w:rPr>
       </w:pPr>
       <w:bookmarkStart w:id="9" w:name="_Toc234927718"/>
       <w:r>
@@ -2990,19 +2960,19 @@
       <w:pPr>
         <w:pStyle w:val="2"/>
         <w:rPr>
-          <w:rFonts w:hint="eastAsia"/>
+          <w:rFonts w:ascii="Times New Roman" w:eastAsia="宋体" w:hAnsi="Times New Roman"/>
         </w:rPr>
       </w:pPr>
       <w:bookmarkStart w:id="10" w:name="_Toc234927719"/>
       <w:r>
         <w:rPr>
-          <w:rFonts w:hint="eastAsia"/>
+          <w:rFonts w:ascii="Times New Roman" w:eastAsia="宋体" w:hAnsi="Times New Roman" w:hint="eastAsia"/>
         </w:rPr>
         <w:t>3.1</w:t>
       </w:r>
       <w:r>
         <w:rPr>
-          <w:rFonts w:hint="eastAsia"/>
+          <w:rFonts w:ascii="Times New Roman" w:eastAsia="宋体" w:hAnsi="Times New Roman" w:hint="eastAsia"/>
         </w:rPr>
         <w:t>静态数据</w:t>
       </w:r>
@@ -3044,19 +3014,19 @@
       <w:pPr>
         <w:pStyle w:val="2"/>
         <w:rPr>
-          <w:rFonts w:hint="eastAsia"/>
+          <w:rFonts w:ascii="Times New Roman" w:eastAsia="宋体" w:hAnsi="Times New Roman"/>
         </w:rPr>
       </w:pPr>
       <w:bookmarkStart w:id="11" w:name="_Toc234927720"/>
       <w:r>
         <w:rPr>
-          <w:rFonts w:hint="eastAsia"/>
+          <w:rFonts w:ascii="Times New Roman" w:eastAsia="宋体" w:hAnsi="Times New Roman" w:hint="eastAsia"/>
         </w:rPr>
         <w:t>3.2</w:t>
       </w:r>
       <w:r>
         <w:rPr>
-          <w:rFonts w:hint="eastAsia"/>
+          <w:rFonts w:ascii="Times New Roman" w:eastAsia="宋体" w:hAnsi="Times New Roman" w:hint="eastAsia"/>
         </w:rPr>
         <w:t>动态数据</w:t>
       </w:r>
@@ -3065,7 +3035,6 @@
     <w:p>
       <w:pPr>
         <w:rPr>
-          <w:rFonts w:hint="eastAsia"/>
           <w:b/>
           <w:bCs/>
         </w:rPr>
@@ -3161,7 +3130,6 @@
     <w:p>
       <w:pPr>
         <w:rPr>
-          <w:rFonts w:hint="eastAsia"/>
           <w:b/>
           <w:bCs/>
         </w:rPr>
@@ -3270,19 +3238,19 @@
       <w:pPr>
         <w:pStyle w:val="2"/>
         <w:rPr>
-          <w:rFonts w:hint="eastAsia"/>
+          <w:rFonts w:ascii="Times New Roman" w:eastAsia="宋体" w:hAnsi="Times New Roman"/>
         </w:rPr>
       </w:pPr>
       <w:bookmarkStart w:id="12" w:name="_Toc234927721"/>
       <w:r>
         <w:rPr>
-          <w:rFonts w:hint="eastAsia"/>
+          <w:rFonts w:ascii="Times New Roman" w:eastAsia="宋体" w:hAnsi="Times New Roman" w:hint="eastAsia"/>
         </w:rPr>
         <w:t>3.3</w:t>
       </w:r>
       <w:r>
         <w:rPr>
-          <w:rFonts w:hint="eastAsia"/>
+          <w:rFonts w:ascii="Times New Roman" w:eastAsia="宋体" w:hAnsi="Times New Roman" w:hint="eastAsia"/>
         </w:rPr>
         <w:t>数据库介绍</w:t>
       </w:r>
@@ -3323,9 +3291,6 @@
     <w:p>
       <w:pPr>
         <w:pStyle w:val="1"/>
-        <w:rPr>
-          <w:rFonts w:hint="eastAsia"/>
-        </w:rPr>
       </w:pPr>
       <w:bookmarkStart w:id="13" w:name="_Toc234927722"/>
       <w:r>
@@ -3346,19 +3311,19 @@
       <w:pPr>
         <w:pStyle w:val="2"/>
         <w:rPr>
-          <w:rFonts w:hint="eastAsia"/>
+          <w:rFonts w:ascii="Times New Roman" w:eastAsia="宋体" w:hAnsi="Times New Roman"/>
         </w:rPr>
       </w:pPr>
       <w:bookmarkStart w:id="14" w:name="_Toc234927723"/>
       <w:r>
         <w:rPr>
-          <w:rFonts w:hint="eastAsia"/>
+          <w:rFonts w:ascii="Times New Roman" w:eastAsia="宋体" w:hAnsi="Times New Roman" w:hint="eastAsia"/>
         </w:rPr>
         <w:t>4.1</w:t>
       </w:r>
       <w:r>
         <w:rPr>
-          <w:rFonts w:hint="eastAsia"/>
+          <w:rFonts w:ascii="Times New Roman" w:eastAsia="宋体" w:hAnsi="Times New Roman" w:hint="eastAsia"/>
         </w:rPr>
         <w:t>功能划分</w:t>
       </w:r>
@@ -3367,7 +3332,6 @@
     <w:tbl>
       <w:tblPr>
         <w:tblW w:w="100.0%" w:type="pct"/>
-        <w:tblInd w:w="0pt" w:type="dxa"/>
         <w:tblBorders>
           <w:top w:val="single" w:sz="0" w:space="0" w:color="auto"/>
           <w:start w:val="single" w:sz="0" w:space="0" w:color="auto"/>
@@ -3385,15 +3349,15 @@
         <w:tblLook w:firstRow="0" w:lastRow="0" w:firstColumn="0" w:lastColumn="0" w:noHBand="0" w:noVBand="0"/>
       </w:tblPr>
       <w:tblGrid>
-        <w:gridCol w:w="718"/>
-        <w:gridCol w:w="1395"/>
-        <w:gridCol w:w="4978"/>
-        <w:gridCol w:w="1395"/>
+        <w:gridCol w:w="717"/>
+        <w:gridCol w:w="1377"/>
+        <w:gridCol w:w="5014"/>
+        <w:gridCol w:w="1378"/>
       </w:tblGrid>
       <w:tr>
         <w:tc>
           <w:tcPr>
-            <w:tcW w:w="8.44%" w:type="pct"/>
+            <w:tcW w:w="8.0%" w:type="pct"/>
             <w:shd w:val="clear" w:color="auto" w:fill="12676A"/>
           </w:tcPr>
           <w:p>
@@ -3412,7 +3376,7 @@
         </w:tc>
         <w:tc>
           <w:tcPr>
-            <w:tcW w:w="16.44%" w:type="pct"/>
+            <w:tcW w:w="16.0%" w:type="pct"/>
             <w:shd w:val="clear" w:color="auto" w:fill="12676A"/>
           </w:tcPr>
           <w:p>
@@ -3431,7 +3395,7 @@
         </w:tc>
         <w:tc>
           <w:tcPr>
-            <w:tcW w:w="58.64%" w:type="pct"/>
+            <w:tcW w:w="58.0%" w:type="pct"/>
             <w:shd w:val="clear" w:color="auto" w:fill="12676A"/>
           </w:tcPr>
           <w:p>
@@ -3450,7 +3414,7 @@
         </w:tc>
         <w:tc>
           <w:tcPr>
-            <w:tcW w:w="16.44%" w:type="pct"/>
+            <w:tcW w:w="16.0%" w:type="pct"/>
             <w:shd w:val="clear" w:color="auto" w:fill="12676A"/>
           </w:tcPr>
           <w:p>
@@ -3471,7 +3435,7 @@
       <w:tr>
         <w:tc>
           <w:tcPr>
-            <w:tcW w:w="8.44%" w:type="pct"/>
+            <w:tcW w:w="8.0%" w:type="pct"/>
             <w:shd w:val="clear" w:color="auto" w:fill="FFFFFF"/>
           </w:tcPr>
           <w:p>
@@ -3482,7 +3446,7 @@
         </w:tc>
         <w:tc>
           <w:tcPr>
-            <w:tcW w:w="16.44%" w:type="pct"/>
+            <w:tcW w:w="16.0%" w:type="pct"/>
             <w:shd w:val="clear" w:color="auto" w:fill="FFFFFF"/>
           </w:tcPr>
           <w:p>
@@ -3493,7 +3457,7 @@
         </w:tc>
         <w:tc>
           <w:tcPr>
-            <w:tcW w:w="58.64%" w:type="pct"/>
+            <w:tcW w:w="58.0%" w:type="pct"/>
             <w:shd w:val="clear" w:color="auto" w:fill="FFFFFF"/>
           </w:tcPr>
           <w:p>
@@ -3504,7 +3468,7 @@
         </w:tc>
         <w:tc>
           <w:tcPr>
-            <w:tcW w:w="16.44%" w:type="pct"/>
+            <w:tcW w:w="16.0%" w:type="pct"/>
             <w:shd w:val="clear" w:color="auto" w:fill="FFFFFF"/>
           </w:tcPr>
           <w:p>
@@ -3523,7 +3487,7 @@
       <w:tr>
         <w:tc>
           <w:tcPr>
-            <w:tcW w:w="8.44%" w:type="pct"/>
+            <w:tcW w:w="8.0%" w:type="pct"/>
             <w:shd w:val="clear" w:color="auto" w:fill="F7F9FA"/>
           </w:tcPr>
           <w:p>
@@ -3534,7 +3498,7 @@
         </w:tc>
         <w:tc>
           <w:tcPr>
-            <w:tcW w:w="16.44%" w:type="pct"/>
+            <w:tcW w:w="16.0%" w:type="pct"/>
             <w:shd w:val="clear" w:color="auto" w:fill="F7F9FA"/>
           </w:tcPr>
           <w:p>
@@ -3545,7 +3509,7 @@
         </w:tc>
         <w:tc>
           <w:tcPr>
-            <w:tcW w:w="58.64%" w:type="pct"/>
+            <w:tcW w:w="58.0%" w:type="pct"/>
             <w:shd w:val="clear" w:color="auto" w:fill="F7F9FA"/>
           </w:tcPr>
           <w:p>
@@ -3556,7 +3520,7 @@
         </w:tc>
         <w:tc>
           <w:tcPr>
-            <w:tcW w:w="16.44%" w:type="pct"/>
+            <w:tcW w:w="16.0%" w:type="pct"/>
             <w:shd w:val="clear" w:color="auto" w:fill="F7F9FA"/>
           </w:tcPr>
           <w:p>
@@ -3575,7 +3539,7 @@
       <w:tr>
         <w:tc>
           <w:tcPr>
-            <w:tcW w:w="8.44%" w:type="pct"/>
+            <w:tcW w:w="8.0%" w:type="pct"/>
             <w:shd w:val="clear" w:color="auto" w:fill="FFFFFF"/>
           </w:tcPr>
           <w:p>
@@ -3586,7 +3550,7 @@
         </w:tc>
         <w:tc>
           <w:tcPr>
-            <w:tcW w:w="16.44%" w:type="pct"/>
+            <w:tcW w:w="16.0%" w:type="pct"/>
             <w:shd w:val="clear" w:color="auto" w:fill="FFFFFF"/>
           </w:tcPr>
           <w:p>
@@ -3597,7 +3561,7 @@
         </w:tc>
         <w:tc>
           <w:tcPr>
-            <w:tcW w:w="58.64%" w:type="pct"/>
+            <w:tcW w:w="58.0%" w:type="pct"/>
             <w:shd w:val="clear" w:color="auto" w:fill="FFFFFF"/>
           </w:tcPr>
           <w:p>
@@ -3608,7 +3572,7 @@
         </w:tc>
         <w:tc>
           <w:tcPr>
-            <w:tcW w:w="16.44%" w:type="pct"/>
+            <w:tcW w:w="16.0%" w:type="pct"/>
             <w:shd w:val="clear" w:color="auto" w:fill="FFFFFF"/>
           </w:tcPr>
           <w:p>
@@ -3621,7 +3585,7 @@
       <w:tr>
         <w:tc>
           <w:tcPr>
-            <w:tcW w:w="8.44%" w:type="pct"/>
+            <w:tcW w:w="8.0%" w:type="pct"/>
             <w:shd w:val="clear" w:color="auto" w:fill="F7F9FA"/>
           </w:tcPr>
           <w:p>
@@ -3632,7 +3596,7 @@
         </w:tc>
         <w:tc>
           <w:tcPr>
-            <w:tcW w:w="16.44%" w:type="pct"/>
+            <w:tcW w:w="16.0%" w:type="pct"/>
             <w:shd w:val="clear" w:color="auto" w:fill="F7F9FA"/>
           </w:tcPr>
           <w:p>
@@ -3643,7 +3607,7 @@
         </w:tc>
         <w:tc>
           <w:tcPr>
-            <w:tcW w:w="58.64%" w:type="pct"/>
+            <w:tcW w:w="58.0%" w:type="pct"/>
             <w:shd w:val="clear" w:color="auto" w:fill="F7F9FA"/>
           </w:tcPr>
           <w:p>
@@ -3660,7 +3624,7 @@
         </w:tc>
         <w:tc>
           <w:tcPr>
-            <w:tcW w:w="16.44%" w:type="pct"/>
+            <w:tcW w:w="16.0%" w:type="pct"/>
             <w:shd w:val="clear" w:color="auto" w:fill="F7F9FA"/>
           </w:tcPr>
           <w:p>
@@ -3673,7 +3637,7 @@
       <w:tr>
         <w:tc>
           <w:tcPr>
-            <w:tcW w:w="8.44%" w:type="pct"/>
+            <w:tcW w:w="8.0%" w:type="pct"/>
             <w:shd w:val="clear" w:color="auto" w:fill="FFFFFF"/>
           </w:tcPr>
           <w:p>
@@ -3684,7 +3648,7 @@
         </w:tc>
         <w:tc>
           <w:tcPr>
-            <w:tcW w:w="16.44%" w:type="pct"/>
+            <w:tcW w:w="16.0%" w:type="pct"/>
             <w:shd w:val="clear" w:color="auto" w:fill="FFFFFF"/>
           </w:tcPr>
           <w:p>
@@ -3695,7 +3659,7 @@
         </w:tc>
         <w:tc>
           <w:tcPr>
-            <w:tcW w:w="58.64%" w:type="pct"/>
+            <w:tcW w:w="58.0%" w:type="pct"/>
             <w:shd w:val="clear" w:color="auto" w:fill="FFFFFF"/>
           </w:tcPr>
           <w:p>
@@ -3706,7 +3670,7 @@
         </w:tc>
         <w:tc>
           <w:tcPr>
-            <w:tcW w:w="16.44%" w:type="pct"/>
+            <w:tcW w:w="16.0%" w:type="pct"/>
             <w:shd w:val="clear" w:color="auto" w:fill="FFFFFF"/>
           </w:tcPr>
           <w:p>
@@ -3719,7 +3683,7 @@
       <w:tr>
         <w:tc>
           <w:tcPr>
-            <w:tcW w:w="8.44%" w:type="pct"/>
+            <w:tcW w:w="8.0%" w:type="pct"/>
             <w:shd w:val="clear" w:color="auto" w:fill="F7F9FA"/>
           </w:tcPr>
           <w:p>
@@ -3730,7 +3694,7 @@
         </w:tc>
         <w:tc>
           <w:tcPr>
-            <w:tcW w:w="16.44%" w:type="pct"/>
+            <w:tcW w:w="16.0%" w:type="pct"/>
             <w:shd w:val="clear" w:color="auto" w:fill="F7F9FA"/>
           </w:tcPr>
           <w:p>
@@ -3741,7 +3705,7 @@
         </w:tc>
         <w:tc>
           <w:tcPr>
-            <w:tcW w:w="58.64%" w:type="pct"/>
+            <w:tcW w:w="58.0%" w:type="pct"/>
             <w:shd w:val="clear" w:color="auto" w:fill="F7F9FA"/>
           </w:tcPr>
           <w:p>
@@ -3752,7 +3716,7 @@
         </w:tc>
         <w:tc>
           <w:tcPr>
-            <w:tcW w:w="16.44%" w:type="pct"/>
+            <w:tcW w:w="16.0%" w:type="pct"/>
             <w:shd w:val="clear" w:color="auto" w:fill="F7F9FA"/>
           </w:tcPr>
           <w:p>
@@ -3765,7 +3729,7 @@
       <w:tr>
         <w:tc>
           <w:tcPr>
-            <w:tcW w:w="8.44%" w:type="pct"/>
+            <w:tcW w:w="8.0%" w:type="pct"/>
             <w:shd w:val="clear" w:color="auto" w:fill="FFFFFF"/>
           </w:tcPr>
           <w:p>
@@ -3776,7 +3740,7 @@
         </w:tc>
         <w:tc>
           <w:tcPr>
-            <w:tcW w:w="16.44%" w:type="pct"/>
+            <w:tcW w:w="16.0%" w:type="pct"/>
             <w:shd w:val="clear" w:color="auto" w:fill="FFFFFF"/>
           </w:tcPr>
           <w:p>
@@ -3787,7 +3751,7 @@
         </w:tc>
         <w:tc>
           <w:tcPr>
-            <w:tcW w:w="58.64%" w:type="pct"/>
+            <w:tcW w:w="58.0%" w:type="pct"/>
             <w:shd w:val="clear" w:color="auto" w:fill="FFFFFF"/>
           </w:tcPr>
           <w:p>
@@ -3804,7 +3768,7 @@
         </w:tc>
         <w:tc>
           <w:tcPr>
-            <w:tcW w:w="16.44%" w:type="pct"/>
+            <w:tcW w:w="16.0%" w:type="pct"/>
             <w:shd w:val="clear" w:color="auto" w:fill="FFFFFF"/>
           </w:tcPr>
           <w:p>
@@ -3823,7 +3787,7 @@
       <w:tr>
         <w:tc>
           <w:tcPr>
-            <w:tcW w:w="8.44%" w:type="pct"/>
+            <w:tcW w:w="8.0%" w:type="pct"/>
             <w:shd w:val="clear" w:color="auto" w:fill="F7F9FA"/>
           </w:tcPr>
           <w:p>
@@ -3834,7 +3798,7 @@
         </w:tc>
         <w:tc>
           <w:tcPr>
-            <w:tcW w:w="16.44%" w:type="pct"/>
+            <w:tcW w:w="16.0%" w:type="pct"/>
             <w:shd w:val="clear" w:color="auto" w:fill="F7F9FA"/>
           </w:tcPr>
           <w:p>
@@ -3845,7 +3809,7 @@
         </w:tc>
         <w:tc>
           <w:tcPr>
-            <w:tcW w:w="58.64%" w:type="pct"/>
+            <w:tcW w:w="58.0%" w:type="pct"/>
             <w:shd w:val="clear" w:color="auto" w:fill="F7F9FA"/>
           </w:tcPr>
           <w:p>
@@ -3861,7 +3825,7 @@
         </w:tc>
         <w:tc>
           <w:tcPr>
-            <w:tcW w:w="16.44%" w:type="pct"/>
+            <w:tcW w:w="16.0%" w:type="pct"/>
             <w:shd w:val="clear" w:color="auto" w:fill="F7F9FA"/>
           </w:tcPr>
           <w:p>
@@ -3880,7 +3844,7 @@
       <w:tr>
         <w:tc>
           <w:tcPr>
-            <w:tcW w:w="8.44%" w:type="pct"/>
+            <w:tcW w:w="8.0%" w:type="pct"/>
             <w:shd w:val="clear" w:color="auto" w:fill="FFFFFF"/>
           </w:tcPr>
           <w:p>
@@ -3891,7 +3855,7 @@
         </w:tc>
         <w:tc>
           <w:tcPr>
-            <w:tcW w:w="16.44%" w:type="pct"/>
+            <w:tcW w:w="16.0%" w:type="pct"/>
             <w:shd w:val="clear" w:color="auto" w:fill="FFFFFF"/>
           </w:tcPr>
           <w:p>
@@ -3902,7 +3866,7 @@
         </w:tc>
         <w:tc>
           <w:tcPr>
-            <w:tcW w:w="58.64%" w:type="pct"/>
+            <w:tcW w:w="58.0%" w:type="pct"/>
             <w:shd w:val="clear" w:color="auto" w:fill="FFFFFF"/>
           </w:tcPr>
           <w:p>
@@ -3913,7 +3877,7 @@
         </w:tc>
         <w:tc>
           <w:tcPr>
-            <w:tcW w:w="16.44%" w:type="pct"/>
+            <w:tcW w:w="16.0%" w:type="pct"/>
             <w:shd w:val="clear" w:color="auto" w:fill="FFFFFF"/>
           </w:tcPr>
           <w:p>
@@ -3932,7 +3896,7 @@
       <w:tr>
         <w:tc>
           <w:tcPr>
-            <w:tcW w:w="8.44%" w:type="pct"/>
+            <w:tcW w:w="8.0%" w:type="pct"/>
             <w:shd w:val="clear" w:color="auto" w:fill="F7F9FA"/>
           </w:tcPr>
           <w:p>
@@ -3943,7 +3907,7 @@
         </w:tc>
         <w:tc>
           <w:tcPr>
-            <w:tcW w:w="16.44%" w:type="pct"/>
+            <w:tcW w:w="16.0%" w:type="pct"/>
             <w:shd w:val="clear" w:color="auto" w:fill="F7F9FA"/>
           </w:tcPr>
           <w:p>
@@ -3954,7 +3918,7 @@
         </w:tc>
         <w:tc>
           <w:tcPr>
-            <w:tcW w:w="58.64%" w:type="pct"/>
+            <w:tcW w:w="58.0%" w:type="pct"/>
             <w:shd w:val="clear" w:color="auto" w:fill="F7F9FA"/>
           </w:tcPr>
           <w:p>
@@ -3971,7 +3935,7 @@
         </w:tc>
         <w:tc>
           <w:tcPr>
-            <w:tcW w:w="16.44%" w:type="pct"/>
+            <w:tcW w:w="16.0%" w:type="pct"/>
             <w:shd w:val="clear" w:color="auto" w:fill="F7F9FA"/>
           </w:tcPr>
           <w:p>
@@ -3990,7 +3954,7 @@
       <w:tr>
         <w:tc>
           <w:tcPr>
-            <w:tcW w:w="8.44%" w:type="pct"/>
+            <w:tcW w:w="8.0%" w:type="pct"/>
             <w:shd w:val="clear" w:color="auto" w:fill="FFFFFF"/>
           </w:tcPr>
           <w:p>
@@ -4001,7 +3965,7 @@
         </w:tc>
         <w:tc>
           <w:tcPr>
-            <w:tcW w:w="16.44%" w:type="pct"/>
+            <w:tcW w:w="16.0%" w:type="pct"/>
             <w:shd w:val="clear" w:color="auto" w:fill="FFFFFF"/>
           </w:tcPr>
           <w:p>
@@ -4012,7 +3976,7 @@
         </w:tc>
         <w:tc>
           <w:tcPr>
-            <w:tcW w:w="58.64%" w:type="pct"/>
+            <w:tcW w:w="58.0%" w:type="pct"/>
             <w:shd w:val="clear" w:color="auto" w:fill="FFFFFF"/>
           </w:tcPr>
           <w:p>
@@ -4023,7 +3987,7 @@
         </w:tc>
         <w:tc>
           <w:tcPr>
-            <w:tcW w:w="16.44%" w:type="pct"/>
+            <w:tcW w:w="16.0%" w:type="pct"/>
             <w:shd w:val="clear" w:color="auto" w:fill="FFFFFF"/>
           </w:tcPr>
           <w:p>
@@ -4042,7 +4006,7 @@
       <w:tr>
         <w:tc>
           <w:tcPr>
-            <w:tcW w:w="8.44%" w:type="pct"/>
+            <w:tcW w:w="8.0%" w:type="pct"/>
             <w:shd w:val="clear" w:color="auto" w:fill="F7F9FA"/>
           </w:tcPr>
           <w:p>
@@ -4054,7 +4018,7 @@
         </w:tc>
         <w:tc>
           <w:tcPr>
-            <w:tcW w:w="16.44%" w:type="pct"/>
+            <w:tcW w:w="16.0%" w:type="pct"/>
             <w:shd w:val="clear" w:color="auto" w:fill="F7F9FA"/>
           </w:tcPr>
           <w:p>
@@ -4065,7 +4029,7 @@
         </w:tc>
         <w:tc>
           <w:tcPr>
-            <w:tcW w:w="58.64%" w:type="pct"/>
+            <w:tcW w:w="58.0%" w:type="pct"/>
             <w:shd w:val="clear" w:color="auto" w:fill="F7F9FA"/>
           </w:tcPr>
           <w:p>
@@ -4088,7 +4052,7 @@
         </w:tc>
         <w:tc>
           <w:tcPr>
-            <w:tcW w:w="16.44%" w:type="pct"/>
+            <w:tcW w:w="16.0%" w:type="pct"/>
             <w:shd w:val="clear" w:color="auto" w:fill="F7F9FA"/>
           </w:tcPr>
           <w:p>
@@ -4101,7 +4065,7 @@
       <w:tr>
         <w:tc>
           <w:tcPr>
-            <w:tcW w:w="8.44%" w:type="pct"/>
+            <w:tcW w:w="8.0%" w:type="pct"/>
             <w:shd w:val="clear" w:color="auto" w:fill="FFFFFF"/>
           </w:tcPr>
           <w:p>
@@ -4112,7 +4076,7 @@
         </w:tc>
         <w:tc>
           <w:tcPr>
-            <w:tcW w:w="16.44%" w:type="pct"/>
+            <w:tcW w:w="16.0%" w:type="pct"/>
             <w:shd w:val="clear" w:color="auto" w:fill="FFFFFF"/>
           </w:tcPr>
           <w:p>
@@ -4123,7 +4087,7 @@
         </w:tc>
         <w:tc>
           <w:tcPr>
-            <w:tcW w:w="58.64%" w:type="pct"/>
+            <w:tcW w:w="58.0%" w:type="pct"/>
             <w:shd w:val="clear" w:color="auto" w:fill="FFFFFF"/>
           </w:tcPr>
           <w:p>
@@ -4134,7 +4098,7 @@
         </w:tc>
         <w:tc>
           <w:tcPr>
-            <w:tcW w:w="16.44%" w:type="pct"/>
+            <w:tcW w:w="16.0%" w:type="pct"/>
             <w:shd w:val="clear" w:color="auto" w:fill="FFFFFF"/>
           </w:tcPr>
           <w:p>
@@ -4153,7 +4117,7 @@
       <w:tr>
         <w:tc>
           <w:tcPr>
-            <w:tcW w:w="8.44%" w:type="pct"/>
+            <w:tcW w:w="8.0%" w:type="pct"/>
             <w:shd w:val="clear" w:color="auto" w:fill="F7F9FA"/>
           </w:tcPr>
           <w:p>
@@ -4164,7 +4128,7 @@
         </w:tc>
         <w:tc>
           <w:tcPr>
-            <w:tcW w:w="16.44%" w:type="pct"/>
+            <w:tcW w:w="16.0%" w:type="pct"/>
             <w:shd w:val="clear" w:color="auto" w:fill="F7F9FA"/>
           </w:tcPr>
           <w:p>
@@ -4175,7 +4139,7 @@
         </w:tc>
         <w:tc>
           <w:tcPr>
-            <w:tcW w:w="58.64%" w:type="pct"/>
+            <w:tcW w:w="58.0%" w:type="pct"/>
             <w:shd w:val="clear" w:color="auto" w:fill="F7F9FA"/>
           </w:tcPr>
           <w:p>
@@ -4192,7 +4156,7 @@
         </w:tc>
         <w:tc>
           <w:tcPr>
-            <w:tcW w:w="16.44%" w:type="pct"/>
+            <w:tcW w:w="16.0%" w:type="pct"/>
             <w:shd w:val="clear" w:color="auto" w:fill="F7F9FA"/>
           </w:tcPr>
           <w:p>
@@ -4205,7 +4169,7 @@
       <w:tr>
         <w:tc>
           <w:tcPr>
-            <w:tcW w:w="8.44%" w:type="pct"/>
+            <w:tcW w:w="8.0%" w:type="pct"/>
             <w:shd w:val="clear" w:color="auto" w:fill="FFFFFF"/>
           </w:tcPr>
           <w:p>
@@ -4216,7 +4180,7 @@
         </w:tc>
         <w:tc>
           <w:tcPr>
-            <w:tcW w:w="16.44%" w:type="pct"/>
+            <w:tcW w:w="16.0%" w:type="pct"/>
             <w:shd w:val="clear" w:color="auto" w:fill="FFFFFF"/>
           </w:tcPr>
           <w:p>
@@ -4227,7 +4191,7 @@
         </w:tc>
         <w:tc>
           <w:tcPr>
-            <w:tcW w:w="58.64%" w:type="pct"/>
+            <w:tcW w:w="58.0%" w:type="pct"/>
             <w:shd w:val="clear" w:color="auto" w:fill="FFFFFF"/>
           </w:tcPr>
           <w:p>
@@ -4244,7 +4208,7 @@
         </w:tc>
         <w:tc>
           <w:tcPr>
-            <w:tcW w:w="16.44%" w:type="pct"/>
+            <w:tcW w:w="16.0%" w:type="pct"/>
             <w:shd w:val="clear" w:color="auto" w:fill="FFFFFF"/>
           </w:tcPr>
           <w:p>
@@ -4257,7 +4221,7 @@
       <w:tr>
         <w:tc>
           <w:tcPr>
-            <w:tcW w:w="8.44%" w:type="pct"/>
+            <w:tcW w:w="8.0%" w:type="pct"/>
             <w:shd w:val="clear" w:color="auto" w:fill="F7F9FA"/>
           </w:tcPr>
           <w:p>
@@ -4268,7 +4232,7 @@
         </w:tc>
         <w:tc>
           <w:tcPr>
-            <w:tcW w:w="16.44%" w:type="pct"/>
+            <w:tcW w:w="16.0%" w:type="pct"/>
             <w:shd w:val="clear" w:color="auto" w:fill="F7F9FA"/>
           </w:tcPr>
           <w:p>
@@ -4279,7 +4243,7 @@
         </w:tc>
         <w:tc>
           <w:tcPr>
-            <w:tcW w:w="58.64%" w:type="pct"/>
+            <w:tcW w:w="58.0%" w:type="pct"/>
             <w:shd w:val="clear" w:color="auto" w:fill="F7F9FA"/>
           </w:tcPr>
           <w:p>
@@ -4290,7 +4254,7 @@
         </w:tc>
         <w:tc>
           <w:tcPr>
-            <w:tcW w:w="16.44%" w:type="pct"/>
+            <w:tcW w:w="16.0%" w:type="pct"/>
             <w:shd w:val="clear" w:color="auto" w:fill="F7F9FA"/>
           </w:tcPr>
           <w:p>
@@ -4307,25 +4271,25 @@
         </w:tc>
       </w:tr>
     </w:tbl>
-    <w:p>
-      <w:pPr>
-        <w:rPr>
-          <w:rFonts w:hint="eastAsia"/>
-        </w:rPr>
-      </w:pPr>
-    </w:p>
+    <w:p/>
     <w:p>
       <w:pPr>
         <w:pStyle w:val="2"/>
+        <w:rPr>
+          <w:rFonts w:ascii="Times New Roman" w:eastAsia="宋体" w:hAnsi="Times New Roman"/>
+        </w:rPr>
       </w:pPr>
       <w:bookmarkStart w:id="15" w:name="_Toc234927724"/>
       <w:r>
         <w:rPr>
-          <w:rFonts w:hint="eastAsia"/>
+          <w:rFonts w:ascii="Times New Roman" w:eastAsia="宋体" w:hAnsi="Times New Roman" w:hint="eastAsia"/>
         </w:rPr>
         <w:t>4.2</w:t>
       </w:r>
       <w:r>
+        <w:rPr>
+          <w:rFonts w:ascii="Times New Roman" w:eastAsia="宋体" w:hAnsi="Times New Roman"/>
+        </w:rPr>
         <w:t>关键业务规则</w:t>
       </w:r>
       <w:bookmarkEnd w:id="15"/>
@@ -4333,7 +4297,6 @@
     <w:tbl>
       <w:tblPr>
         <w:tblW w:w="100.0%" w:type="pct"/>
-        <w:tblInd w:w="0pt" w:type="dxa"/>
         <w:tblBorders>
           <w:top w:val="single" w:sz="0" w:space="0" w:color="auto"/>
           <w:start w:val="single" w:sz="0" w:space="0" w:color="auto"/>
@@ -4644,9 +4607,6 @@
     <w:p>
       <w:pPr>
         <w:pStyle w:val="1"/>
-        <w:rPr>
-          <w:rFonts w:hint="eastAsia"/>
-        </w:rPr>
       </w:pPr>
       <w:bookmarkStart w:id="16" w:name="_Toc234927725"/>
       <w:r>
@@ -4666,7 +4626,6 @@
     <w:tbl>
       <w:tblPr>
         <w:tblW w:w="100.0%" w:type="pct"/>
-        <w:tblInd w:w="0pt" w:type="dxa"/>
         <w:tblBorders>
           <w:top w:val="single" w:sz="0" w:space="0" w:color="auto"/>
           <w:start w:val="single" w:sz="0" w:space="0" w:color="auto"/>
@@ -4684,9 +4643,9 @@
         <w:tblLook w:firstRow="0" w:lastRow="0" w:firstColumn="0" w:lastColumn="0" w:noHBand="0" w:noVBand="0"/>
       </w:tblPr>
       <w:tblGrid>
-        <w:gridCol w:w="872"/>
-        <w:gridCol w:w="981"/>
-        <w:gridCol w:w="6633"/>
+        <w:gridCol w:w="934"/>
+        <w:gridCol w:w="933"/>
+        <w:gridCol w:w="6619"/>
       </w:tblGrid>
       <w:tr>
         <w:tc>
@@ -4710,7 +4669,7 @@
         </w:tc>
         <w:tc>
           <w:tcPr>
-            <w:tcW w:w="11.56%" w:type="pct"/>
+            <w:tcW w:w="11.0%" w:type="pct"/>
             <w:shd w:val="clear" w:color="auto" w:fill="12676A"/>
           </w:tcPr>
           <w:p>
@@ -4729,7 +4688,7 @@
         </w:tc>
         <w:tc>
           <w:tcPr>
-            <w:tcW w:w="78.16%" w:type="pct"/>
+            <w:tcW w:w="78.0%" w:type="pct"/>
             <w:shd w:val="clear" w:color="auto" w:fill="12676A"/>
           </w:tcPr>
           <w:p>
@@ -4761,7 +4720,7 @@
         </w:tc>
         <w:tc>
           <w:tcPr>
-            <w:tcW w:w="11.56%" w:type="pct"/>
+            <w:tcW w:w="11.0%" w:type="pct"/>
             <w:shd w:val="clear" w:color="auto" w:fill="FFFFFF"/>
           </w:tcPr>
           <w:p>
@@ -4772,7 +4731,7 @@
         </w:tc>
         <w:tc>
           <w:tcPr>
-            <w:tcW w:w="78.16%" w:type="pct"/>
+            <w:tcW w:w="78.0%" w:type="pct"/>
             <w:shd w:val="clear" w:color="auto" w:fill="FFFFFF"/>
           </w:tcPr>
           <w:p>
@@ -4814,7 +4773,7 @@
         </w:tc>
         <w:tc>
           <w:tcPr>
-            <w:tcW w:w="11.56%" w:type="pct"/>
+            <w:tcW w:w="11.0%" w:type="pct"/>
             <w:shd w:val="clear" w:color="auto" w:fill="F7F9FA"/>
           </w:tcPr>
           <w:p>
@@ -4825,7 +4784,7 @@
         </w:tc>
         <w:tc>
           <w:tcPr>
-            <w:tcW w:w="78.16%" w:type="pct"/>
+            <w:tcW w:w="78.0%" w:type="pct"/>
             <w:shd w:val="clear" w:color="auto" w:fill="F7F9FA"/>
           </w:tcPr>
           <w:p>
@@ -4855,7 +4814,7 @@
         </w:tc>
         <w:tc>
           <w:tcPr>
-            <w:tcW w:w="11.56%" w:type="pct"/>
+            <w:tcW w:w="11.0%" w:type="pct"/>
             <w:shd w:val="clear" w:color="auto" w:fill="FFFFFF"/>
           </w:tcPr>
           <w:p>
@@ -4866,7 +4825,7 @@
         </w:tc>
         <w:tc>
           <w:tcPr>
-            <w:tcW w:w="78.16%" w:type="pct"/>
+            <w:tcW w:w="78.0%" w:type="pct"/>
             <w:shd w:val="clear" w:color="auto" w:fill="FFFFFF"/>
           </w:tcPr>
           <w:p>
@@ -4896,7 +4855,7 @@
         </w:tc>
         <w:tc>
           <w:tcPr>
-            <w:tcW w:w="11.56%" w:type="pct"/>
+            <w:tcW w:w="11.0%" w:type="pct"/>
             <w:shd w:val="clear" w:color="auto" w:fill="F7F9FA"/>
           </w:tcPr>
           <w:p>
@@ -4907,7 +4866,7 @@
         </w:tc>
         <w:tc>
           <w:tcPr>
-            <w:tcW w:w="78.16%" w:type="pct"/>
+            <w:tcW w:w="78.0%" w:type="pct"/>
             <w:shd w:val="clear" w:color="auto" w:fill="F7F9FA"/>
           </w:tcPr>
           <w:p>
@@ -4951,7 +4910,7 @@
         </w:tc>
         <w:tc>
           <w:tcPr>
-            <w:tcW w:w="11.56%" w:type="pct"/>
+            <w:tcW w:w="11.0%" w:type="pct"/>
             <w:shd w:val="clear" w:color="auto" w:fill="FFFFFF"/>
           </w:tcPr>
           <w:p>
@@ -4962,7 +4921,7 @@
         </w:tc>
         <w:tc>
           <w:tcPr>
-            <w:tcW w:w="78.16%" w:type="pct"/>
+            <w:tcW w:w="78.0%" w:type="pct"/>
             <w:shd w:val="clear" w:color="auto" w:fill="FFFFFF"/>
           </w:tcPr>
           <w:p>
@@ -4989,7 +4948,7 @@
         </w:tc>
         <w:tc>
           <w:tcPr>
-            <w:tcW w:w="11.56%" w:type="pct"/>
+            <w:tcW w:w="11.0%" w:type="pct"/>
             <w:shd w:val="clear" w:color="auto" w:fill="F7F9FA"/>
           </w:tcPr>
           <w:p>
@@ -5000,7 +4959,7 @@
         </w:tc>
         <w:tc>
           <w:tcPr>
-            <w:tcW w:w="78.16%" w:type="pct"/>
+            <w:tcW w:w="78.0%" w:type="pct"/>
             <w:shd w:val="clear" w:color="auto" w:fill="F7F9FA"/>
           </w:tcPr>
           <w:p>
@@ -5029,7 +4988,7 @@
         </w:tc>
         <w:tc>
           <w:tcPr>
-            <w:tcW w:w="11.56%" w:type="pct"/>
+            <w:tcW w:w="11.0%" w:type="pct"/>
             <w:shd w:val="clear" w:color="auto" w:fill="FFFFFF"/>
           </w:tcPr>
           <w:p>
@@ -5040,7 +4999,7 @@
         </w:tc>
         <w:tc>
           <w:tcPr>
-            <w:tcW w:w="78.16%" w:type="pct"/>
+            <w:tcW w:w="78.0%" w:type="pct"/>
             <w:shd w:val="clear" w:color="auto" w:fill="FFFFFF"/>
           </w:tcPr>
           <w:p>
@@ -5091,7 +5050,7 @@
         </w:tc>
         <w:tc>
           <w:tcPr>
-            <w:tcW w:w="11.56%" w:type="pct"/>
+            <w:tcW w:w="11.0%" w:type="pct"/>
             <w:shd w:val="clear" w:color="auto" w:fill="F7F9FA"/>
           </w:tcPr>
           <w:p>
@@ -5102,7 +5061,7 @@
         </w:tc>
         <w:tc>
           <w:tcPr>
-            <w:tcW w:w="78.16%" w:type="pct"/>
+            <w:tcW w:w="78.0%" w:type="pct"/>
             <w:shd w:val="clear" w:color="auto" w:fill="F7F9FA"/>
           </w:tcPr>
           <w:p>
@@ -5177,7 +5136,7 @@
         </w:tc>
         <w:tc>
           <w:tcPr>
-            <w:tcW w:w="11.56%" w:type="pct"/>
+            <w:tcW w:w="11.0%" w:type="pct"/>
             <w:shd w:val="clear" w:color="auto" w:fill="FFFFFF"/>
           </w:tcPr>
           <w:p>
@@ -5188,7 +5147,7 @@
         </w:tc>
         <w:tc>
           <w:tcPr>
-            <w:tcW w:w="78.16%" w:type="pct"/>
+            <w:tcW w:w="78.0%" w:type="pct"/>
             <w:shd w:val="clear" w:color="auto" w:fill="FFFFFF"/>
           </w:tcPr>
           <w:p>
@@ -5218,7 +5177,7 @@
         </w:tc>
         <w:tc>
           <w:tcPr>
-            <w:tcW w:w="11.56%" w:type="pct"/>
+            <w:tcW w:w="11.0%" w:type="pct"/>
             <w:shd w:val="clear" w:color="auto" w:fill="F7F9FA"/>
           </w:tcPr>
           <w:p>
@@ -5229,7 +5188,7 @@
         </w:tc>
         <w:tc>
           <w:tcPr>
-            <w:tcW w:w="78.16%" w:type="pct"/>
+            <w:tcW w:w="78.0%" w:type="pct"/>
             <w:shd w:val="clear" w:color="auto" w:fill="F7F9FA"/>
           </w:tcPr>
           <w:p>
@@ -5258,9 +5217,6 @@
     <w:p>
       <w:pPr>
         <w:pStyle w:val="1"/>
-        <w:rPr>
-          <w:rFonts w:hint="eastAsia"/>
-        </w:rPr>
       </w:pPr>
       <w:bookmarkStart w:id="17" w:name="_Toc234927726"/>
       <w:r>
@@ -5281,19 +5237,19 @@
       <w:pPr>
         <w:pStyle w:val="2"/>
         <w:rPr>
-          <w:rFonts w:hint="eastAsia"/>
+          <w:rFonts w:ascii="Times New Roman" w:eastAsia="宋体" w:hAnsi="Times New Roman"/>
         </w:rPr>
       </w:pPr>
       <w:bookmarkStart w:id="18" w:name="_Toc234927727"/>
       <w:r>
         <w:rPr>
-          <w:rFonts w:hint="eastAsia"/>
+          <w:rFonts w:ascii="Times New Roman" w:eastAsia="宋体" w:hAnsi="Times New Roman" w:hint="eastAsia"/>
         </w:rPr>
         <w:t>6.1</w:t>
       </w:r>
       <w:r>
         <w:rPr>
-          <w:rFonts w:hint="eastAsia"/>
+          <w:rFonts w:ascii="Times New Roman" w:eastAsia="宋体" w:hAnsi="Times New Roman" w:hint="eastAsia"/>
         </w:rPr>
         <w:t>用户界面</w:t>
       </w:r>
@@ -5381,30 +5337,25 @@
       <w:pPr>
         <w:pStyle w:val="2"/>
         <w:rPr>
-          <w:rFonts w:hint="eastAsia"/>
+          <w:rFonts w:ascii="Times New Roman" w:eastAsia="宋体" w:hAnsi="Times New Roman"/>
         </w:rPr>
       </w:pPr>
       <w:bookmarkStart w:id="19" w:name="_Toc234927728"/>
       <w:r>
         <w:rPr>
-          <w:rFonts w:hint="eastAsia"/>
+          <w:rFonts w:ascii="Times New Roman" w:eastAsia="宋体" w:hAnsi="Times New Roman" w:hint="eastAsia"/>
         </w:rPr>
         <w:t>6.2</w:t>
       </w:r>
       <w:r>
         <w:rPr>
-          <w:rFonts w:hint="eastAsia"/>
+          <w:rFonts w:ascii="Times New Roman" w:eastAsia="宋体" w:hAnsi="Times New Roman" w:hint="eastAsia"/>
         </w:rPr>
         <w:t>软件接口</w:t>
       </w:r>
       <w:bookmarkEnd w:id="19"/>
     </w:p>
     <w:p>
-      <w:pPr>
-        <w:rPr>
-          <w:rFonts w:hint="eastAsia"/>
-        </w:rPr>
-      </w:pPr>
       <w:r>
         <w:rPr>
           <w:rFonts w:hint="eastAsia"/>
@@ -5558,30 +5509,25 @@
       <w:pPr>
         <w:pStyle w:val="2"/>
         <w:rPr>
-          <w:rFonts w:hint="eastAsia"/>
+          <w:rFonts w:ascii="Times New Roman" w:eastAsia="宋体" w:hAnsi="Times New Roman"/>
         </w:rPr>
       </w:pPr>
       <w:bookmarkStart w:id="20" w:name="_Toc234927729"/>
       <w:r>
         <w:rPr>
-          <w:rFonts w:hint="eastAsia"/>
+          <w:rFonts w:ascii="Times New Roman" w:eastAsia="宋体" w:hAnsi="Times New Roman" w:hint="eastAsia"/>
         </w:rPr>
         <w:t>6.3</w:t>
       </w:r>
       <w:r>
         <w:rPr>
-          <w:rFonts w:hint="eastAsia"/>
+          <w:rFonts w:ascii="Times New Roman" w:eastAsia="宋体" w:hAnsi="Times New Roman" w:hint="eastAsia"/>
         </w:rPr>
         <w:t>故障处理</w:t>
       </w:r>
       <w:bookmarkEnd w:id="20"/>
     </w:p>
     <w:p>
-      <w:pPr>
-        <w:rPr>
-          <w:rFonts w:hint="eastAsia"/>
-        </w:rPr>
-      </w:pPr>
       <w:r>
         <w:rPr>
           <w:rFonts w:hint="eastAsia"/>
@@ -5692,20 +5638,8 @@
         <w:t>、数据库故障后按备份策略恢复数据。</w:t>
       </w:r>
     </w:p>
-    <w:p>
-      <w:pPr>
-        <w:rPr>
-          <w:rFonts w:hint="eastAsia"/>
-        </w:rPr>
-      </w:pPr>
-    </w:p>
-    <w:p>
-      <w:pPr>
-        <w:rPr>
-          <w:rFonts w:hint="eastAsia"/>
-        </w:rPr>
-      </w:pPr>
-    </w:p>
+    <w:p/>
+    <w:p/>
     <w:sectPr>
       <w:headerReference w:type="default" r:id="rId7"/>
       <w:footerReference w:type="default" r:id="rId8"/>
@@ -5774,9 +5708,6 @@
     <w:pPr>
       <w:pStyle w:val="a7"/>
       <w:jc w:val="both"/>
-      <w:rPr>
-        <w:rFonts w:hint="eastAsia"/>
-      </w:rPr>
     </w:pPr>
     <w:r>
       <w:rPr>
@@ -5797,6 +5728,7 @@
     <w:lvl w:ilvl="0">
       <w:start w:val="1"/>
       <w:numFmt w:val="bullet"/>
+      <w:pStyle w:val="a"/>
       <w:lvlText w:val=""/>
       <w:lvlJc w:val="start"/>
       <w:pPr>
@@ -5933,7 +5865,7 @@
     <w:lsdException w:name="HTML Sample" w:semiHidden="1" w:unhideWhenUsed="1"/>
     <w:lsdException w:name="HTML Typewriter" w:semiHidden="1" w:unhideWhenUsed="1"/>
     <w:lsdException w:name="HTML Variable" w:semiHidden="1" w:unhideWhenUsed="1"/>
-    <w:lsdException w:name="Normal Table" w:unhideWhenUsed="1"/>
+    <w:lsdException w:name="Normal Table" w:semiHidden="1" w:unhideWhenUsed="1"/>
     <w:lsdException w:name="annotation subject" w:semiHidden="1" w:unhideWhenUsed="1"/>
     <w:lsdException w:name="No List" w:semiHidden="1" w:unhideWhenUsed="1"/>
     <w:lsdException w:name="Outline List 1" w:semiHidden="1" w:unhideWhenUsed="1"/>
@@ -6205,7 +6137,7 @@
     <w:lsdException w:name="Unresolved Mention" w:semiHidden="1" w:unhideWhenUsed="1"/>
     <w:lsdException w:name="Smart Link" w:semiHidden="1" w:unhideWhenUsed="1"/>
   </w:latentStyles>
-  <w:style w:type="paragraph" w:default="1" w:styleId="a">
+  <w:style w:type="paragraph" w:default="1" w:styleId="a0">
     <w:name w:val="Normal"/>
     <w:qFormat/>
     <w:pPr>
@@ -6220,8 +6152,8 @@
   </w:style>
   <w:style w:type="paragraph" w:styleId="1">
     <w:name w:val="heading 1"/>
-    <w:basedOn w:val="a"/>
-    <w:next w:val="a"/>
+    <w:basedOn w:val="a0"/>
+    <w:next w:val="a0"/>
     <w:qFormat/>
     <w:pPr>
       <w:keepNext/>
@@ -6239,8 +6171,8 @@
   </w:style>
   <w:style w:type="paragraph" w:styleId="2">
     <w:name w:val="heading 2"/>
-    <w:basedOn w:val="a"/>
-    <w:next w:val="a"/>
+    <w:basedOn w:val="a0"/>
+    <w:next w:val="a0"/>
     <w:qFormat/>
     <w:pPr>
       <w:keepNext/>
@@ -6258,8 +6190,8 @@
   </w:style>
   <w:style w:type="paragraph" w:styleId="3">
     <w:name w:val="heading 3"/>
-    <w:basedOn w:val="a"/>
-    <w:next w:val="a"/>
+    <w:basedOn w:val="a0"/>
+    <w:next w:val="a0"/>
     <w:qFormat/>
     <w:pPr>
       <w:keepNext/>
@@ -6276,8 +6208,8 @@
   </w:style>
   <w:style w:type="paragraph" w:styleId="4">
     <w:name w:val="heading 4"/>
-    <w:basedOn w:val="a"/>
-    <w:next w:val="a"/>
+    <w:basedOn w:val="a0"/>
+    <w:next w:val="a0"/>
     <w:uiPriority w:val="9"/>
     <w:qFormat/>
     <w:pPr>
@@ -6293,15 +6225,19 @@
       <w:sz w:val="24"/>
     </w:rPr>
   </w:style>
-  <w:style w:type="character" w:default="1" w:styleId="a0">
+  <w:style w:type="character" w:default="1" w:styleId="a1">
     <w:name w:val="Default Paragraph Font"/>
+    <w:uiPriority w:val="1"/>
     <w:semiHidden/>
+    <w:unhideWhenUsed/>
   </w:style>
-  <w:style w:type="table" w:default="1" w:styleId="a1">
+  <w:style w:type="table" w:default="1" w:styleId="a2">
     <w:name w:val="Normal Table"/>
     <w:uiPriority w:val="99"/>
+    <w:semiHidden/>
     <w:unhideWhenUsed/>
     <w:tblPr>
+      <w:tblInd w:w="0pt" w:type="dxa"/>
       <w:tblCellMar>
         <w:top w:w="0pt" w:type="dxa"/>
         <w:start w:w="5.40pt" w:type="dxa"/>
@@ -6310,7 +6246,7 @@
       </w:tblCellMar>
     </w:tblPr>
   </w:style>
-  <w:style w:type="numbering" w:default="1" w:styleId="a2">
+  <w:style w:type="numbering" w:default="1" w:styleId="a3">
     <w:name w:val="No List"/>
     <w:uiPriority w:val="99"/>
     <w:semiHidden/>
@@ -6318,16 +6254,16 @@
   </w:style>
   <w:style w:type="paragraph" w:styleId="TOC7">
     <w:name w:val="toc 7"/>
-    <w:basedOn w:val="a"/>
-    <w:next w:val="a"/>
+    <w:basedOn w:val="a0"/>
+    <w:next w:val="a0"/>
     <w:semiHidden/>
     <w:pPr>
       <w:ind w:startChars="1200" w:start="126pt"/>
     </w:pPr>
   </w:style>
-  <w:style w:type="paragraph" w:styleId="a3">
+  <w:style w:type="paragraph" w:styleId="a">
     <w:name w:val="List Bullet"/>
-    <w:basedOn w:val="a"/>
+    <w:basedOn w:val="a0"/>
     <w:uiPriority w:val="99"/>
     <w:unhideWhenUsed/>
     <w:pPr>
@@ -6341,7 +6277,7 @@
   </w:style>
   <w:style w:type="paragraph" w:styleId="a4">
     <w:name w:val="Body Text"/>
-    <w:basedOn w:val="a"/>
+    <w:basedOn w:val="a0"/>
     <w:semiHidden/>
     <w:rPr>
       <w:color w:val="FF0000"/>
@@ -6349,7 +6285,7 @@
   </w:style>
   <w:style w:type="paragraph" w:styleId="a5">
     <w:name w:val="Body Text Indent"/>
-    <w:basedOn w:val="a"/>
+    <w:basedOn w:val="a0"/>
     <w:semiHidden/>
     <w:pPr>
       <w:ind w:startChars="372" w:start="39.05pt" w:firstLineChars="200" w:firstLine="21pt"/>
@@ -6357,8 +6293,8 @@
   </w:style>
   <w:style w:type="paragraph" w:styleId="TOC5">
     <w:name w:val="toc 5"/>
-    <w:basedOn w:val="a"/>
-    <w:next w:val="a"/>
+    <w:basedOn w:val="a0"/>
+    <w:next w:val="a0"/>
     <w:semiHidden/>
     <w:pPr>
       <w:ind w:startChars="800" w:start="84pt"/>
@@ -6366,8 +6302,8 @@
   </w:style>
   <w:style w:type="paragraph" w:styleId="TOC3">
     <w:name w:val="toc 3"/>
-    <w:basedOn w:val="a"/>
-    <w:next w:val="a"/>
+    <w:basedOn w:val="a0"/>
+    <w:next w:val="a0"/>
     <w:semiHidden/>
     <w:pPr>
       <w:ind w:startChars="400" w:start="42pt"/>
@@ -6375,8 +6311,8 @@
   </w:style>
   <w:style w:type="paragraph" w:styleId="TOC8">
     <w:name w:val="toc 8"/>
-    <w:basedOn w:val="a"/>
-    <w:next w:val="a"/>
+    <w:basedOn w:val="a0"/>
+    <w:next w:val="a0"/>
     <w:semiHidden/>
     <w:pPr>
       <w:ind w:startChars="1400" w:start="147pt"/>
@@ -6384,7 +6320,7 @@
   </w:style>
   <w:style w:type="paragraph" w:styleId="a6">
     <w:name w:val="footer"/>
-    <w:basedOn w:val="a"/>
+    <w:basedOn w:val="a0"/>
     <w:semiHidden/>
     <w:pPr>
       <w:tabs>
@@ -6401,7 +6337,7 @@
   </w:style>
   <w:style w:type="paragraph" w:styleId="a7">
     <w:name w:val="header"/>
-    <w:basedOn w:val="a"/>
+    <w:basedOn w:val="a0"/>
     <w:semiHidden/>
     <w:pPr>
       <w:pBdr>
@@ -6421,14 +6357,14 @@
   </w:style>
   <w:style w:type="paragraph" w:styleId="TOC1">
     <w:name w:val="toc 1"/>
-    <w:basedOn w:val="a"/>
-    <w:next w:val="a"/>
+    <w:basedOn w:val="a0"/>
+    <w:next w:val="a0"/>
     <w:uiPriority w:val="39"/>
   </w:style>
   <w:style w:type="paragraph" w:styleId="TOC4">
     <w:name w:val="toc 4"/>
-    <w:basedOn w:val="a"/>
-    <w:next w:val="a"/>
+    <w:basedOn w:val="a0"/>
+    <w:next w:val="a0"/>
     <w:semiHidden/>
     <w:pPr>
       <w:ind w:startChars="600" w:start="63pt"/>
@@ -6436,8 +6372,8 @@
   </w:style>
   <w:style w:type="paragraph" w:styleId="TOC6">
     <w:name w:val="toc 6"/>
-    <w:basedOn w:val="a"/>
-    <w:next w:val="a"/>
+    <w:basedOn w:val="a0"/>
+    <w:next w:val="a0"/>
     <w:semiHidden/>
     <w:pPr>
       <w:ind w:startChars="1000" w:start="105pt"/>
@@ -6445,8 +6381,8 @@
   </w:style>
   <w:style w:type="paragraph" w:styleId="TOC2">
     <w:name w:val="toc 2"/>
-    <w:basedOn w:val="a"/>
-    <w:next w:val="a"/>
+    <w:basedOn w:val="a0"/>
+    <w:next w:val="a0"/>
     <w:uiPriority w:val="39"/>
     <w:pPr>
       <w:ind w:startChars="200" w:start="21pt"/>
@@ -6454,8 +6390,8 @@
   </w:style>
   <w:style w:type="paragraph" w:styleId="TOC9">
     <w:name w:val="toc 9"/>
-    <w:basedOn w:val="a"/>
-    <w:next w:val="a"/>
+    <w:basedOn w:val="a0"/>
+    <w:next w:val="a0"/>
     <w:semiHidden/>
     <w:pPr>
       <w:ind w:startChars="1600" w:start="168pt"/>
@@ -6463,7 +6399,7 @@
   </w:style>
   <w:style w:type="paragraph" w:styleId="HTML">
     <w:name w:val="HTML Preformatted"/>
-    <w:basedOn w:val="a"/>
+    <w:basedOn w:val="a0"/>
     <w:uiPriority w:val="99"/>
     <w:unhideWhenUsed/>
     <w:pPr>
@@ -6495,7 +6431,7 @@
   </w:style>
   <w:style w:type="paragraph" w:styleId="a8">
     <w:name w:val="Normal (Web)"/>
-    <w:basedOn w:val="a"/>
+    <w:basedOn w:val="a0"/>
     <w:uiPriority w:val="99"/>
     <w:unhideWhenUsed/>
     <w:pPr>
@@ -6509,7 +6445,7 @@
   </w:style>
   <w:style w:type="table" w:styleId="a9">
     <w:name w:val="Table Grid"/>
-    <w:basedOn w:val="a1"/>
+    <w:basedOn w:val="a2"/>
     <w:uiPriority w:val="59"/>
     <w:qFormat/>
     <w:tblPr>

--- a/deliverables/1-需求规格说明书.docx
+++ b/deliverables/1-需求规格说明书.docx
@@ -4,14 +4,17 @@
   <w:body>
     <w:p>
       <w:pPr>
+        <w:spacing w:after="18pt"/>
+        <w:jc w:val="center"/>
         <w:rPr>
           <w:sz w:val="52"/>
         </w:rPr>
       </w:pPr>
       <w:r>
         <w:rPr>
-          <w:rFonts w:hint="eastAsia"/>
-          <w:sz w:val="52"/>
+          <w:rFonts w:ascii="Arial" w:eastAsia="黑体" w:hAnsi="Arial" w:hint="eastAsia"/>
+          <w:b/>
+          <w:sz w:val="44"/>
         </w:rPr>
         <w:t>需求规格说明书</w:t>
       </w:r>
@@ -30,9 +33,10 @@
           <w:tab w:val="end" w:leader="dot" w:pos="414.80pt"/>
         </w:tabs>
         <w:rPr>
-          <w:rFonts w:hint="eastAsia"/>
+          <w:rFonts w:asciiTheme="minorHAnsi" w:eastAsiaTheme="minorEastAsia" w:hAnsiTheme="minorHAnsi" w:cstheme="minorBidi" w:hint="eastAsia"/>
           <w:noProof/>
           <w:sz w:val="22"/>
+          <w14:ligatures w14:val="standardContextual"/>
         </w:rPr>
       </w:pPr>
       <w:r>
@@ -44,7 +48,7 @@
       <w:r>
         <w:fldChar w:fldCharType="separate"/>
       </w:r>
-      <w:hyperlink w:anchor="_Toc234927709" w:history="1">
+      <w:hyperlink w:anchor="_Toc235108410" w:history="1">
         <w:r>
           <w:rPr>
             <w:rStyle w:val="aa"/>
@@ -88,7 +92,7 @@
             <w:noProof/>
             <w:webHidden/>
           </w:rPr>
-          <w:instrText>PAGEREF _Toc234927709 \h</w:instrText>
+          <w:instrText>PAGEREF _Toc235108410 \h</w:instrText>
         </w:r>
         <w:r>
           <w:rPr>
@@ -137,18 +141,19 @@
           <w:tab w:val="end" w:leader="dot" w:pos="414.80pt"/>
         </w:tabs>
         <w:rPr>
-          <w:rFonts w:hint="eastAsia"/>
+          <w:rFonts w:asciiTheme="minorHAnsi" w:eastAsiaTheme="minorEastAsia" w:hAnsiTheme="minorHAnsi" w:cstheme="minorBidi" w:hint="eastAsia"/>
           <w:noProof/>
           <w:sz w:val="22"/>
-        </w:rPr>
-      </w:pPr>
-      <w:hyperlink w:anchor="_Toc234927710" w:history="1">
+          <w14:ligatures w14:val="standardContextual"/>
+        </w:rPr>
+      </w:pPr>
+      <w:hyperlink w:anchor="_Toc235108411" w:history="1">
         <w:r>
           <w:rPr>
             <w:rStyle w:val="aa"/>
             <w:noProof/>
           </w:rPr>
-          <w:t>1.1</w:t>
+          <w:t xml:space="preserve">1.1 </w:t>
         </w:r>
         <w:r>
           <w:rPr>
@@ -186,7 +191,7 @@
             <w:noProof/>
             <w:webHidden/>
           </w:rPr>
-          <w:instrText>PAGEREF _Toc234927710 \h</w:instrText>
+          <w:instrText>PAGEREF _Toc235108411 \h</w:instrText>
         </w:r>
         <w:r>
           <w:rPr>
@@ -235,18 +240,19 @@
           <w:tab w:val="end" w:leader="dot" w:pos="414.80pt"/>
         </w:tabs>
         <w:rPr>
-          <w:rFonts w:hint="eastAsia"/>
+          <w:rFonts w:asciiTheme="minorHAnsi" w:eastAsiaTheme="minorEastAsia" w:hAnsiTheme="minorHAnsi" w:cstheme="minorBidi" w:hint="eastAsia"/>
           <w:noProof/>
           <w:sz w:val="22"/>
-        </w:rPr>
-      </w:pPr>
-      <w:hyperlink w:anchor="_Toc234927711" w:history="1">
+          <w14:ligatures w14:val="standardContextual"/>
+        </w:rPr>
+      </w:pPr>
+      <w:hyperlink w:anchor="_Toc235108412" w:history="1">
         <w:r>
           <w:rPr>
             <w:rStyle w:val="aa"/>
             <w:noProof/>
           </w:rPr>
-          <w:t>1.2</w:t>
+          <w:t xml:space="preserve">1.2 </w:t>
         </w:r>
         <w:r>
           <w:rPr>
@@ -284,7 +290,7 @@
             <w:noProof/>
             <w:webHidden/>
           </w:rPr>
-          <w:instrText>PAGEREF _Toc234927711 \h</w:instrText>
+          <w:instrText>PAGEREF _Toc235108412 \h</w:instrText>
         </w:r>
         <w:r>
           <w:rPr>
@@ -333,18 +339,19 @@
           <w:tab w:val="end" w:leader="dot" w:pos="414.80pt"/>
         </w:tabs>
         <w:rPr>
-          <w:rFonts w:hint="eastAsia"/>
+          <w:rFonts w:asciiTheme="minorHAnsi" w:eastAsiaTheme="minorEastAsia" w:hAnsiTheme="minorHAnsi" w:cstheme="minorBidi" w:hint="eastAsia"/>
           <w:noProof/>
           <w:sz w:val="22"/>
-        </w:rPr>
-      </w:pPr>
-      <w:hyperlink w:anchor="_Toc234927712" w:history="1">
+          <w14:ligatures w14:val="standardContextual"/>
+        </w:rPr>
+      </w:pPr>
+      <w:hyperlink w:anchor="_Toc235108413" w:history="1">
         <w:r>
           <w:rPr>
             <w:rStyle w:val="aa"/>
             <w:noProof/>
           </w:rPr>
-          <w:t>1.3</w:t>
+          <w:t xml:space="preserve">1.3 </w:t>
         </w:r>
         <w:r>
           <w:rPr>
@@ -382,7 +389,7 @@
             <w:noProof/>
             <w:webHidden/>
           </w:rPr>
-          <w:instrText>PAGEREF _Toc234927712 \h</w:instrText>
+          <w:instrText>PAGEREF _Toc235108413 \h</w:instrText>
         </w:r>
         <w:r>
           <w:rPr>
@@ -431,18 +438,19 @@
           <w:tab w:val="end" w:leader="dot" w:pos="414.80pt"/>
         </w:tabs>
         <w:rPr>
-          <w:rFonts w:hint="eastAsia"/>
+          <w:rFonts w:asciiTheme="minorHAnsi" w:eastAsiaTheme="minorEastAsia" w:hAnsiTheme="minorHAnsi" w:cstheme="minorBidi" w:hint="eastAsia"/>
           <w:noProof/>
           <w:sz w:val="22"/>
-        </w:rPr>
-      </w:pPr>
-      <w:hyperlink w:anchor="_Toc234927713" w:history="1">
+          <w14:ligatures w14:val="standardContextual"/>
+        </w:rPr>
+      </w:pPr>
+      <w:hyperlink w:anchor="_Toc235108414" w:history="1">
         <w:r>
           <w:rPr>
             <w:rStyle w:val="aa"/>
             <w:noProof/>
           </w:rPr>
-          <w:t>1.4</w:t>
+          <w:t xml:space="preserve">1.4 </w:t>
         </w:r>
         <w:r>
           <w:rPr>
@@ -480,7 +488,7 @@
             <w:noProof/>
             <w:webHidden/>
           </w:rPr>
-          <w:instrText>PAGEREF _Toc234927713 \h</w:instrText>
+          <w:instrText>PAGEREF _Toc235108414 \h</w:instrText>
         </w:r>
         <w:r>
           <w:rPr>
@@ -529,12 +537,13 @@
           <w:tab w:val="end" w:leader="dot" w:pos="414.80pt"/>
         </w:tabs>
         <w:rPr>
-          <w:rFonts w:hint="eastAsia"/>
+          <w:rFonts w:asciiTheme="minorHAnsi" w:eastAsiaTheme="minorEastAsia" w:hAnsiTheme="minorHAnsi" w:cstheme="minorBidi" w:hint="eastAsia"/>
           <w:noProof/>
           <w:sz w:val="22"/>
-        </w:rPr>
-      </w:pPr>
-      <w:hyperlink w:anchor="_Toc234927714" w:history="1">
+          <w14:ligatures w14:val="standardContextual"/>
+        </w:rPr>
+      </w:pPr>
+      <w:hyperlink w:anchor="_Toc235108415" w:history="1">
         <w:r>
           <w:rPr>
             <w:rStyle w:val="aa"/>
@@ -578,7 +587,7 @@
             <w:noProof/>
             <w:webHidden/>
           </w:rPr>
-          <w:instrText>PAGEREF _Toc234927714 \h</w:instrText>
+          <w:instrText>PAGEREF _Toc235108415 \h</w:instrText>
         </w:r>
         <w:r>
           <w:rPr>
@@ -627,18 +636,19 @@
           <w:tab w:val="end" w:leader="dot" w:pos="414.80pt"/>
         </w:tabs>
         <w:rPr>
-          <w:rFonts w:hint="eastAsia"/>
+          <w:rFonts w:asciiTheme="minorHAnsi" w:eastAsiaTheme="minorEastAsia" w:hAnsiTheme="minorHAnsi" w:cstheme="minorBidi" w:hint="eastAsia"/>
           <w:noProof/>
           <w:sz w:val="22"/>
-        </w:rPr>
-      </w:pPr>
-      <w:hyperlink w:anchor="_Toc234927715" w:history="1">
+          <w14:ligatures w14:val="standardContextual"/>
+        </w:rPr>
+      </w:pPr>
+      <w:hyperlink w:anchor="_Toc235108416" w:history="1">
         <w:r>
           <w:rPr>
             <w:rStyle w:val="aa"/>
             <w:noProof/>
           </w:rPr>
-          <w:t>2.1</w:t>
+          <w:t xml:space="preserve">2.1 </w:t>
         </w:r>
         <w:r>
           <w:rPr>
@@ -676,7 +686,7 @@
             <w:noProof/>
             <w:webHidden/>
           </w:rPr>
-          <w:instrText>PAGEREF _Toc234927715 \h</w:instrText>
+          <w:instrText>PAGEREF _Toc235108416 \h</w:instrText>
         </w:r>
         <w:r>
           <w:rPr>
@@ -725,18 +735,19 @@
           <w:tab w:val="end" w:leader="dot" w:pos="414.80pt"/>
         </w:tabs>
         <w:rPr>
-          <w:rFonts w:hint="eastAsia"/>
+          <w:rFonts w:asciiTheme="minorHAnsi" w:eastAsiaTheme="minorEastAsia" w:hAnsiTheme="minorHAnsi" w:cstheme="minorBidi" w:hint="eastAsia"/>
           <w:noProof/>
           <w:sz w:val="22"/>
-        </w:rPr>
-      </w:pPr>
-      <w:hyperlink w:anchor="_Toc234927716" w:history="1">
+          <w14:ligatures w14:val="standardContextual"/>
+        </w:rPr>
+      </w:pPr>
+      <w:hyperlink w:anchor="_Toc235108417" w:history="1">
         <w:r>
           <w:rPr>
             <w:rStyle w:val="aa"/>
             <w:noProof/>
           </w:rPr>
-          <w:t>2.2</w:t>
+          <w:t xml:space="preserve">2.2 </w:t>
         </w:r>
         <w:r>
           <w:rPr>
@@ -774,7 +785,7 @@
             <w:noProof/>
             <w:webHidden/>
           </w:rPr>
-          <w:instrText>PAGEREF _Toc234927716 \h</w:instrText>
+          <w:instrText>PAGEREF _Toc235108417 \h</w:instrText>
         </w:r>
         <w:r>
           <w:rPr>
@@ -823,18 +834,19 @@
           <w:tab w:val="end" w:leader="dot" w:pos="414.80pt"/>
         </w:tabs>
         <w:rPr>
-          <w:rFonts w:hint="eastAsia"/>
+          <w:rFonts w:asciiTheme="minorHAnsi" w:eastAsiaTheme="minorEastAsia" w:hAnsiTheme="minorHAnsi" w:cstheme="minorBidi" w:hint="eastAsia"/>
           <w:noProof/>
           <w:sz w:val="22"/>
-        </w:rPr>
-      </w:pPr>
-      <w:hyperlink w:anchor="_Toc234927717" w:history="1">
+          <w14:ligatures w14:val="standardContextual"/>
+        </w:rPr>
+      </w:pPr>
+      <w:hyperlink w:anchor="_Toc235108418" w:history="1">
         <w:r>
           <w:rPr>
             <w:rStyle w:val="aa"/>
             <w:noProof/>
           </w:rPr>
-          <w:t>2.3</w:t>
+          <w:t xml:space="preserve">2.3 </w:t>
         </w:r>
         <w:r>
           <w:rPr>
@@ -872,7 +884,7 @@
             <w:noProof/>
             <w:webHidden/>
           </w:rPr>
-          <w:instrText>PAGEREF _Toc234927717 \h</w:instrText>
+          <w:instrText>PAGEREF _Toc235108418 \h</w:instrText>
         </w:r>
         <w:r>
           <w:rPr>
@@ -921,12 +933,13 @@
           <w:tab w:val="end" w:leader="dot" w:pos="414.80pt"/>
         </w:tabs>
         <w:rPr>
-          <w:rFonts w:hint="eastAsia"/>
+          <w:rFonts w:asciiTheme="minorHAnsi" w:eastAsiaTheme="minorEastAsia" w:hAnsiTheme="minorHAnsi" w:cstheme="minorBidi" w:hint="eastAsia"/>
           <w:noProof/>
           <w:sz w:val="22"/>
-        </w:rPr>
-      </w:pPr>
-      <w:hyperlink w:anchor="_Toc234927718" w:history="1">
+          <w14:ligatures w14:val="standardContextual"/>
+        </w:rPr>
+      </w:pPr>
+      <w:hyperlink w:anchor="_Toc235108419" w:history="1">
         <w:r>
           <w:rPr>
             <w:rStyle w:val="aa"/>
@@ -970,7 +983,7 @@
             <w:noProof/>
             <w:webHidden/>
           </w:rPr>
-          <w:instrText>PAGEREF _Toc234927718 \h</w:instrText>
+          <w:instrText>PAGEREF _Toc235108419 \h</w:instrText>
         </w:r>
         <w:r>
           <w:rPr>
@@ -1019,18 +1032,19 @@
           <w:tab w:val="end" w:leader="dot" w:pos="414.80pt"/>
         </w:tabs>
         <w:rPr>
-          <w:rFonts w:hint="eastAsia"/>
+          <w:rFonts w:asciiTheme="minorHAnsi" w:eastAsiaTheme="minorEastAsia" w:hAnsiTheme="minorHAnsi" w:cstheme="minorBidi" w:hint="eastAsia"/>
           <w:noProof/>
           <w:sz w:val="22"/>
-        </w:rPr>
-      </w:pPr>
-      <w:hyperlink w:anchor="_Toc234927719" w:history="1">
+          <w14:ligatures w14:val="standardContextual"/>
+        </w:rPr>
+      </w:pPr>
+      <w:hyperlink w:anchor="_Toc235108420" w:history="1">
         <w:r>
           <w:rPr>
             <w:rStyle w:val="aa"/>
             <w:noProof/>
           </w:rPr>
-          <w:t>3.1</w:t>
+          <w:t xml:space="preserve">3.1 </w:t>
         </w:r>
         <w:r>
           <w:rPr>
@@ -1068,7 +1082,7 @@
             <w:noProof/>
             <w:webHidden/>
           </w:rPr>
-          <w:instrText>PAGEREF _Toc234927719 \h</w:instrText>
+          <w:instrText>PAGEREF _Toc235108420 \h</w:instrText>
         </w:r>
         <w:r>
           <w:rPr>
@@ -1117,18 +1131,19 @@
           <w:tab w:val="end" w:leader="dot" w:pos="414.80pt"/>
         </w:tabs>
         <w:rPr>
-          <w:rFonts w:hint="eastAsia"/>
+          <w:rFonts w:asciiTheme="minorHAnsi" w:eastAsiaTheme="minorEastAsia" w:hAnsiTheme="minorHAnsi" w:cstheme="minorBidi" w:hint="eastAsia"/>
           <w:noProof/>
           <w:sz w:val="22"/>
-        </w:rPr>
-      </w:pPr>
-      <w:hyperlink w:anchor="_Toc234927720" w:history="1">
+          <w14:ligatures w14:val="standardContextual"/>
+        </w:rPr>
+      </w:pPr>
+      <w:hyperlink w:anchor="_Toc235108421" w:history="1">
         <w:r>
           <w:rPr>
             <w:rStyle w:val="aa"/>
             <w:noProof/>
           </w:rPr>
-          <w:t>3.2</w:t>
+          <w:t xml:space="preserve">3.2 </w:t>
         </w:r>
         <w:r>
           <w:rPr>
@@ -1166,7 +1181,7 @@
             <w:noProof/>
             <w:webHidden/>
           </w:rPr>
-          <w:instrText>PAGEREF _Toc234927720 \h</w:instrText>
+          <w:instrText>PAGEREF _Toc235108421 \h</w:instrText>
         </w:r>
         <w:r>
           <w:rPr>
@@ -1215,18 +1230,19 @@
           <w:tab w:val="end" w:leader="dot" w:pos="414.80pt"/>
         </w:tabs>
         <w:rPr>
-          <w:rFonts w:hint="eastAsia"/>
+          <w:rFonts w:asciiTheme="minorHAnsi" w:eastAsiaTheme="minorEastAsia" w:hAnsiTheme="minorHAnsi" w:cstheme="minorBidi" w:hint="eastAsia"/>
           <w:noProof/>
           <w:sz w:val="22"/>
-        </w:rPr>
-      </w:pPr>
-      <w:hyperlink w:anchor="_Toc234927721" w:history="1">
+          <w14:ligatures w14:val="standardContextual"/>
+        </w:rPr>
+      </w:pPr>
+      <w:hyperlink w:anchor="_Toc235108422" w:history="1">
         <w:r>
           <w:rPr>
             <w:rStyle w:val="aa"/>
             <w:noProof/>
           </w:rPr>
-          <w:t>3.3</w:t>
+          <w:t xml:space="preserve">3.3 </w:t>
         </w:r>
         <w:r>
           <w:rPr>
@@ -1264,7 +1280,7 @@
             <w:noProof/>
             <w:webHidden/>
           </w:rPr>
-          <w:instrText>PAGEREF _Toc234927721 \h</w:instrText>
+          <w:instrText>PAGEREF _Toc235108422 \h</w:instrText>
         </w:r>
         <w:r>
           <w:rPr>
@@ -1313,12 +1329,13 @@
           <w:tab w:val="end" w:leader="dot" w:pos="414.80pt"/>
         </w:tabs>
         <w:rPr>
-          <w:rFonts w:hint="eastAsia"/>
+          <w:rFonts w:asciiTheme="minorHAnsi" w:eastAsiaTheme="minorEastAsia" w:hAnsiTheme="minorHAnsi" w:cstheme="minorBidi" w:hint="eastAsia"/>
           <w:noProof/>
           <w:sz w:val="22"/>
-        </w:rPr>
-      </w:pPr>
-      <w:hyperlink w:anchor="_Toc234927722" w:history="1">
+          <w14:ligatures w14:val="standardContextual"/>
+        </w:rPr>
+      </w:pPr>
+      <w:hyperlink w:anchor="_Toc235108423" w:history="1">
         <w:r>
           <w:rPr>
             <w:rStyle w:val="aa"/>
@@ -1362,7 +1379,7 @@
             <w:noProof/>
             <w:webHidden/>
           </w:rPr>
-          <w:instrText>PAGEREF _Toc234927722 \h</w:instrText>
+          <w:instrText>PAGEREF _Toc235108423 \h</w:instrText>
         </w:r>
         <w:r>
           <w:rPr>
@@ -1411,18 +1428,19 @@
           <w:tab w:val="end" w:leader="dot" w:pos="414.80pt"/>
         </w:tabs>
         <w:rPr>
-          <w:rFonts w:hint="eastAsia"/>
+          <w:rFonts w:asciiTheme="minorHAnsi" w:eastAsiaTheme="minorEastAsia" w:hAnsiTheme="minorHAnsi" w:cstheme="minorBidi" w:hint="eastAsia"/>
           <w:noProof/>
           <w:sz w:val="22"/>
-        </w:rPr>
-      </w:pPr>
-      <w:hyperlink w:anchor="_Toc234927723" w:history="1">
+          <w14:ligatures w14:val="standardContextual"/>
+        </w:rPr>
+      </w:pPr>
+      <w:hyperlink w:anchor="_Toc235108424" w:history="1">
         <w:r>
           <w:rPr>
             <w:rStyle w:val="aa"/>
             <w:noProof/>
           </w:rPr>
-          <w:t>4.1</w:t>
+          <w:t xml:space="preserve">4.1 </w:t>
         </w:r>
         <w:r>
           <w:rPr>
@@ -1460,7 +1478,7 @@
             <w:noProof/>
             <w:webHidden/>
           </w:rPr>
-          <w:instrText>PAGEREF _Toc234927723 \h</w:instrText>
+          <w:instrText>PAGEREF _Toc235108424 \h</w:instrText>
         </w:r>
         <w:r>
           <w:rPr>
@@ -1509,18 +1527,19 @@
           <w:tab w:val="end" w:leader="dot" w:pos="414.80pt"/>
         </w:tabs>
         <w:rPr>
-          <w:rFonts w:hint="eastAsia"/>
+          <w:rFonts w:asciiTheme="minorHAnsi" w:eastAsiaTheme="minorEastAsia" w:hAnsiTheme="minorHAnsi" w:cstheme="minorBidi" w:hint="eastAsia"/>
           <w:noProof/>
           <w:sz w:val="22"/>
-        </w:rPr>
-      </w:pPr>
-      <w:hyperlink w:anchor="_Toc234927724" w:history="1">
+          <w14:ligatures w14:val="standardContextual"/>
+        </w:rPr>
+      </w:pPr>
+      <w:hyperlink w:anchor="_Toc235108425" w:history="1">
         <w:r>
           <w:rPr>
             <w:rStyle w:val="aa"/>
             <w:noProof/>
           </w:rPr>
-          <w:t>4.2</w:t>
+          <w:t xml:space="preserve">4.2 </w:t>
         </w:r>
         <w:r>
           <w:rPr>
@@ -1558,7 +1577,7 @@
             <w:noProof/>
             <w:webHidden/>
           </w:rPr>
-          <w:instrText>PAGEREF _Toc234927724 \h</w:instrText>
+          <w:instrText>PAGEREF _Toc235108425 \h</w:instrText>
         </w:r>
         <w:r>
           <w:rPr>
@@ -1607,12 +1626,13 @@
           <w:tab w:val="end" w:leader="dot" w:pos="414.80pt"/>
         </w:tabs>
         <w:rPr>
-          <w:rFonts w:hint="eastAsia"/>
+          <w:rFonts w:asciiTheme="minorHAnsi" w:eastAsiaTheme="minorEastAsia" w:hAnsiTheme="minorHAnsi" w:cstheme="minorBidi" w:hint="eastAsia"/>
           <w:noProof/>
           <w:sz w:val="22"/>
-        </w:rPr>
-      </w:pPr>
-      <w:hyperlink w:anchor="_Toc234927725" w:history="1">
+          <w14:ligatures w14:val="standardContextual"/>
+        </w:rPr>
+      </w:pPr>
+      <w:hyperlink w:anchor="_Toc235108426" w:history="1">
         <w:r>
           <w:rPr>
             <w:rStyle w:val="aa"/>
@@ -1656,7 +1676,7 @@
             <w:noProof/>
             <w:webHidden/>
           </w:rPr>
-          <w:instrText>PAGEREF _Toc234927725 \h</w:instrText>
+          <w:instrText>PAGEREF _Toc235108426 \h</w:instrText>
         </w:r>
         <w:r>
           <w:rPr>
@@ -1705,12 +1725,13 @@
           <w:tab w:val="end" w:leader="dot" w:pos="414.80pt"/>
         </w:tabs>
         <w:rPr>
-          <w:rFonts w:hint="eastAsia"/>
+          <w:rFonts w:asciiTheme="minorHAnsi" w:eastAsiaTheme="minorEastAsia" w:hAnsiTheme="minorHAnsi" w:cstheme="minorBidi" w:hint="eastAsia"/>
           <w:noProof/>
           <w:sz w:val="22"/>
-        </w:rPr>
-      </w:pPr>
-      <w:hyperlink w:anchor="_Toc234927726" w:history="1">
+          <w14:ligatures w14:val="standardContextual"/>
+        </w:rPr>
+      </w:pPr>
+      <w:hyperlink w:anchor="_Toc235108427" w:history="1">
         <w:r>
           <w:rPr>
             <w:rStyle w:val="aa"/>
@@ -1754,7 +1775,7 @@
             <w:noProof/>
             <w:webHidden/>
           </w:rPr>
-          <w:instrText>PAGEREF _Toc234927726 \h</w:instrText>
+          <w:instrText>PAGEREF _Toc235108427 \h</w:instrText>
         </w:r>
         <w:r>
           <w:rPr>
@@ -1803,18 +1824,19 @@
           <w:tab w:val="end" w:leader="dot" w:pos="414.80pt"/>
         </w:tabs>
         <w:rPr>
-          <w:rFonts w:hint="eastAsia"/>
+          <w:rFonts w:asciiTheme="minorHAnsi" w:eastAsiaTheme="minorEastAsia" w:hAnsiTheme="minorHAnsi" w:cstheme="minorBidi" w:hint="eastAsia"/>
           <w:noProof/>
           <w:sz w:val="22"/>
-        </w:rPr>
-      </w:pPr>
-      <w:hyperlink w:anchor="_Toc234927727" w:history="1">
+          <w14:ligatures w14:val="standardContextual"/>
+        </w:rPr>
+      </w:pPr>
+      <w:hyperlink w:anchor="_Toc235108428" w:history="1">
         <w:r>
           <w:rPr>
             <w:rStyle w:val="aa"/>
             <w:noProof/>
           </w:rPr>
-          <w:t>6.1</w:t>
+          <w:t xml:space="preserve">6.1 </w:t>
         </w:r>
         <w:r>
           <w:rPr>
@@ -1852,7 +1874,7 @@
             <w:noProof/>
             <w:webHidden/>
           </w:rPr>
-          <w:instrText>PAGEREF _Toc234927727 \h</w:instrText>
+          <w:instrText>PAGEREF _Toc235108428 \h</w:instrText>
         </w:r>
         <w:r>
           <w:rPr>
@@ -1901,18 +1923,19 @@
           <w:tab w:val="end" w:leader="dot" w:pos="414.80pt"/>
         </w:tabs>
         <w:rPr>
-          <w:rFonts w:hint="eastAsia"/>
+          <w:rFonts w:asciiTheme="minorHAnsi" w:eastAsiaTheme="minorEastAsia" w:hAnsiTheme="minorHAnsi" w:cstheme="minorBidi" w:hint="eastAsia"/>
           <w:noProof/>
           <w:sz w:val="22"/>
-        </w:rPr>
-      </w:pPr>
-      <w:hyperlink w:anchor="_Toc234927728" w:history="1">
+          <w14:ligatures w14:val="standardContextual"/>
+        </w:rPr>
+      </w:pPr>
+      <w:hyperlink w:anchor="_Toc235108429" w:history="1">
         <w:r>
           <w:rPr>
             <w:rStyle w:val="aa"/>
             <w:noProof/>
           </w:rPr>
-          <w:t>6.2</w:t>
+          <w:t xml:space="preserve">6.2 </w:t>
         </w:r>
         <w:r>
           <w:rPr>
@@ -1950,7 +1973,7 @@
             <w:noProof/>
             <w:webHidden/>
           </w:rPr>
-          <w:instrText>PAGEREF _Toc234927728 \h</w:instrText>
+          <w:instrText>PAGEREF _Toc235108429 \h</w:instrText>
         </w:r>
         <w:r>
           <w:rPr>
@@ -1999,18 +2022,19 @@
           <w:tab w:val="end" w:leader="dot" w:pos="414.80pt"/>
         </w:tabs>
         <w:rPr>
-          <w:rFonts w:hint="eastAsia"/>
+          <w:rFonts w:asciiTheme="minorHAnsi" w:eastAsiaTheme="minorEastAsia" w:hAnsiTheme="minorHAnsi" w:cstheme="minorBidi" w:hint="eastAsia"/>
           <w:noProof/>
           <w:sz w:val="22"/>
-        </w:rPr>
-      </w:pPr>
-      <w:hyperlink w:anchor="_Toc234927729" w:history="1">
+          <w14:ligatures w14:val="standardContextual"/>
+        </w:rPr>
+      </w:pPr>
+      <w:hyperlink w:anchor="_Toc235108430" w:history="1">
         <w:r>
           <w:rPr>
             <w:rStyle w:val="aa"/>
             <w:noProof/>
           </w:rPr>
-          <w:t>6.3</w:t>
+          <w:t xml:space="preserve">6.3 </w:t>
         </w:r>
         <w:r>
           <w:rPr>
@@ -2048,7 +2072,7 @@
             <w:noProof/>
             <w:webHidden/>
           </w:rPr>
-          <w:instrText>PAGEREF _Toc234927729 \h</w:instrText>
+          <w:instrText>PAGEREF _Toc235108430 \h</w:instrText>
         </w:r>
         <w:r>
           <w:rPr>
@@ -2100,7 +2124,7 @@
       <w:pPr>
         <w:pStyle w:val="1"/>
       </w:pPr>
-      <w:bookmarkStart w:id="0" w:name="_Toc234927709"/>
+      <w:bookmarkStart w:id="0" w:name="_Toc235108410"/>
       <w:r>
         <w:rPr>
           <w:rFonts w:hint="eastAsia"/>
@@ -2118,20 +2142,17 @@
     <w:p>
       <w:pPr>
         <w:pStyle w:val="2"/>
-        <w:rPr>
-          <w:rFonts w:ascii="Times New Roman" w:eastAsia="宋体" w:hAnsi="Times New Roman"/>
-        </w:rPr>
-      </w:pPr>
-      <w:bookmarkStart w:id="1" w:name="_Toc234927710"/>
-      <w:r>
-        <w:rPr>
-          <w:rFonts w:ascii="Times New Roman" w:eastAsia="宋体" w:hAnsi="Times New Roman" w:hint="eastAsia"/>
-        </w:rPr>
-        <w:t>1.1</w:t>
-      </w:r>
-      <w:r>
-        <w:rPr>
-          <w:rFonts w:ascii="Times New Roman" w:eastAsia="宋体" w:hAnsi="Times New Roman" w:hint="eastAsia"/>
+      </w:pPr>
+      <w:bookmarkStart w:id="1" w:name="_Toc235108411"/>
+      <w:r>
+        <w:rPr>
+          <w:rFonts w:hint="eastAsia"/>
+        </w:rPr>
+        <w:t xml:space="preserve">1.1 </w:t>
+      </w:r>
+      <w:r>
+        <w:rPr>
+          <w:rFonts w:hint="eastAsia"/>
         </w:rPr>
         <w:t>编写目的</w:t>
       </w:r>
@@ -2145,40 +2166,23 @@
         <w:rPr>
           <w:rFonts w:hint="eastAsia"/>
         </w:rPr>
-        <w:t>本文档说明图书馆借阅管理系统需要实现的功能、业务规则和运行条件，</w:t>
-      </w:r>
-      <w:proofErr w:type="gramStart"/>
-      <w:r>
-        <w:rPr>
-          <w:rFonts w:hint="eastAsia"/>
-        </w:rPr>
-        <w:t>供项目</w:t>
-      </w:r>
-      <w:proofErr w:type="gramEnd"/>
-      <w:r>
-        <w:rPr>
-          <w:rFonts w:hint="eastAsia"/>
-        </w:rPr>
-        <w:t>组在开发、测试和验收时查阅。</w:t>
+        <w:t>本文档说明图书馆借阅管理系统需要实现的功能、业务规则和运行条件，供项目组在开发、测试和验收时查阅。</w:t>
       </w:r>
     </w:p>
     <w:p>
       <w:pPr>
         <w:pStyle w:val="2"/>
-        <w:rPr>
-          <w:rFonts w:ascii="Times New Roman" w:eastAsia="宋体" w:hAnsi="Times New Roman"/>
-        </w:rPr>
-      </w:pPr>
-      <w:bookmarkStart w:id="2" w:name="_Toc234927711"/>
-      <w:r>
-        <w:rPr>
-          <w:rFonts w:ascii="Times New Roman" w:eastAsia="宋体" w:hAnsi="Times New Roman" w:hint="eastAsia"/>
-        </w:rPr>
-        <w:t>1.2</w:t>
-      </w:r>
-      <w:r>
-        <w:rPr>
-          <w:rFonts w:ascii="Times New Roman" w:eastAsia="宋体" w:hAnsi="Times New Roman" w:hint="eastAsia"/>
+      </w:pPr>
+      <w:bookmarkStart w:id="2" w:name="_Toc235108412"/>
+      <w:r>
+        <w:rPr>
+          <w:rFonts w:hint="eastAsia"/>
+        </w:rPr>
+        <w:t xml:space="preserve">1.2 </w:t>
+      </w:r>
+      <w:r>
+        <w:rPr>
+          <w:rFonts w:hint="eastAsia"/>
         </w:rPr>
         <w:t>项目背景</w:t>
       </w:r>
@@ -2198,21 +2202,18 @@
     <w:p>
       <w:pPr>
         <w:pStyle w:val="2"/>
-        <w:rPr>
-          <w:rFonts w:ascii="Times New Roman" w:eastAsia="宋体" w:hAnsi="Times New Roman"/>
-        </w:rPr>
-      </w:pPr>
-      <w:bookmarkStart w:id="3" w:name="_Toc234927712"/>
-      <w:r>
-        <w:rPr>
-          <w:rFonts w:ascii="Times New Roman" w:eastAsia="宋体" w:hAnsi="Times New Roman" w:hint="eastAsia"/>
+      </w:pPr>
+      <w:bookmarkStart w:id="3" w:name="_Toc235108413"/>
+      <w:r>
+        <w:rPr>
+          <w:rFonts w:hint="eastAsia"/>
         </w:rPr>
         <w:lastRenderedPageBreak/>
-        <w:t>1.3</w:t>
-      </w:r>
-      <w:r>
-        <w:rPr>
-          <w:rFonts w:ascii="Times New Roman" w:eastAsia="宋体" w:hAnsi="Times New Roman" w:hint="eastAsia"/>
+        <w:t xml:space="preserve">1.3 </w:t>
+      </w:r>
+      <w:r>
+        <w:rPr>
+          <w:rFonts w:hint="eastAsia"/>
         </w:rPr>
         <w:t>定义</w:t>
       </w:r>
@@ -2373,13 +2374,8 @@
           </w:tcPr>
           <w:p>
             <w:r>
-              <w:t>借阅</w:t>
-            </w:r>
-            <w:proofErr w:type="gramStart"/>
-            <w:r>
-              <w:t>证状态</w:t>
-            </w:r>
-            <w:proofErr w:type="gramEnd"/>
+              <w:t>借阅证状态</w:t>
+            </w:r>
           </w:p>
         </w:tc>
         <w:tc>
@@ -2448,7 +2444,7 @@
           <w:p>
             <w:pPr>
               <w:rPr>
-                <w:rFonts w:cs="微软雅黑" w:hint="eastAsia"/>
+                <w:rFonts w:cs="微软雅黑"/>
                 <w:sz w:val="18"/>
               </w:rPr>
             </w:pPr>
@@ -2483,20 +2479,17 @@
     <w:p>
       <w:pPr>
         <w:pStyle w:val="2"/>
-        <w:rPr>
-          <w:rFonts w:ascii="Times New Roman" w:eastAsia="宋体" w:hAnsi="Times New Roman"/>
-        </w:rPr>
-      </w:pPr>
-      <w:bookmarkStart w:id="4" w:name="_Toc234927713"/>
-      <w:r>
-        <w:rPr>
-          <w:rFonts w:ascii="Times New Roman" w:eastAsia="宋体" w:hAnsi="Times New Roman" w:hint="eastAsia"/>
-        </w:rPr>
-        <w:t>1.4</w:t>
-      </w:r>
-      <w:r>
-        <w:rPr>
-          <w:rFonts w:ascii="Times New Roman" w:eastAsia="宋体" w:hAnsi="Times New Roman" w:hint="eastAsia"/>
+      </w:pPr>
+      <w:bookmarkStart w:id="4" w:name="_Toc235108414"/>
+      <w:r>
+        <w:rPr>
+          <w:rFonts w:hint="eastAsia"/>
+        </w:rPr>
+        <w:t xml:space="preserve">1.4 </w:t>
+      </w:r>
+      <w:r>
+        <w:rPr>
+          <w:rFonts w:hint="eastAsia"/>
         </w:rPr>
         <w:t>参考资料</w:t>
       </w:r>
@@ -2573,7 +2566,7 @@
       <w:pPr>
         <w:pStyle w:val="1"/>
       </w:pPr>
-      <w:bookmarkStart w:id="5" w:name="_Toc234927714"/>
+      <w:bookmarkStart w:id="5" w:name="_Toc235108415"/>
       <w:r>
         <w:rPr>
           <w:rFonts w:hint="eastAsia"/>
@@ -2591,20 +2584,17 @@
     <w:p>
       <w:pPr>
         <w:pStyle w:val="2"/>
-        <w:rPr>
-          <w:rFonts w:ascii="Times New Roman" w:eastAsia="宋体" w:hAnsi="Times New Roman"/>
-        </w:rPr>
-      </w:pPr>
-      <w:bookmarkStart w:id="6" w:name="_Toc234927715"/>
-      <w:r>
-        <w:rPr>
-          <w:rFonts w:ascii="Times New Roman" w:eastAsia="宋体" w:hAnsi="Times New Roman" w:hint="eastAsia"/>
-        </w:rPr>
-        <w:t>2.1</w:t>
-      </w:r>
-      <w:r>
-        <w:rPr>
-          <w:rFonts w:ascii="Times New Roman" w:eastAsia="宋体" w:hAnsi="Times New Roman" w:hint="eastAsia"/>
+      </w:pPr>
+      <w:bookmarkStart w:id="6" w:name="_Toc235108416"/>
+      <w:r>
+        <w:rPr>
+          <w:rFonts w:hint="eastAsia"/>
+        </w:rPr>
+        <w:t xml:space="preserve">2.1 </w:t>
+      </w:r>
+      <w:r>
+        <w:rPr>
+          <w:rFonts w:hint="eastAsia"/>
         </w:rPr>
         <w:t>目标</w:t>
       </w:r>
@@ -2673,40 +2663,23 @@
         <w:rPr>
           <w:rFonts w:hint="eastAsia"/>
         </w:rPr>
-        <w:t>总</w:t>
-      </w:r>
-      <w:proofErr w:type="gramStart"/>
-      <w:r>
-        <w:rPr>
-          <w:rFonts w:hint="eastAsia"/>
-        </w:rPr>
-        <w:t>览</w:t>
-      </w:r>
-      <w:proofErr w:type="gramEnd"/>
-      <w:r>
-        <w:rPr>
-          <w:rFonts w:hint="eastAsia"/>
-        </w:rPr>
-        <w:t>页面显示馆藏数量、在借记录、有效预约和未缴罚款；统计页面给出热门图书排行。</w:t>
+        <w:t>总览页面显示馆藏数量、在借记录、有效预约和未缴罚款；统计页面给出热门图书排行。</w:t>
       </w:r>
     </w:p>
     <w:p>
       <w:pPr>
         <w:pStyle w:val="2"/>
-        <w:rPr>
-          <w:rFonts w:ascii="Times New Roman" w:eastAsia="宋体" w:hAnsi="Times New Roman"/>
-        </w:rPr>
-      </w:pPr>
-      <w:bookmarkStart w:id="7" w:name="_Toc234927716"/>
-      <w:r>
-        <w:rPr>
-          <w:rFonts w:ascii="Times New Roman" w:eastAsia="宋体" w:hAnsi="Times New Roman" w:hint="eastAsia"/>
-        </w:rPr>
-        <w:t>2.2</w:t>
-      </w:r>
-      <w:r>
-        <w:rPr>
-          <w:rFonts w:ascii="Times New Roman" w:eastAsia="宋体" w:hAnsi="Times New Roman" w:hint="eastAsia"/>
+      </w:pPr>
+      <w:bookmarkStart w:id="7" w:name="_Toc235108417"/>
+      <w:r>
+        <w:rPr>
+          <w:rFonts w:hint="eastAsia"/>
+        </w:rPr>
+        <w:t xml:space="preserve">2.2 </w:t>
+      </w:r>
+      <w:r>
+        <w:rPr>
+          <w:rFonts w:hint="eastAsia"/>
         </w:rPr>
         <w:t>运行环境</w:t>
       </w:r>
@@ -2783,7 +2756,6 @@
           </w:tcPr>
           <w:p>
             <w:r>
-              <w:lastRenderedPageBreak/>
               <w:t>操作系统</w:t>
             </w:r>
           </w:p>
@@ -2867,20 +2839,17 @@
     <w:p>
       <w:pPr>
         <w:pStyle w:val="2"/>
-        <w:rPr>
-          <w:rFonts w:ascii="Times New Roman" w:eastAsia="宋体" w:hAnsi="Times New Roman"/>
-        </w:rPr>
-      </w:pPr>
-      <w:bookmarkStart w:id="8" w:name="_Toc234927717"/>
-      <w:r>
-        <w:rPr>
-          <w:rFonts w:ascii="Times New Roman" w:eastAsia="宋体" w:hAnsi="Times New Roman" w:hint="eastAsia"/>
-        </w:rPr>
-        <w:t>2.3</w:t>
-      </w:r>
-      <w:r>
-        <w:rPr>
-          <w:rFonts w:ascii="Times New Roman" w:eastAsia="宋体" w:hAnsi="Times New Roman" w:hint="eastAsia"/>
+      </w:pPr>
+      <w:bookmarkStart w:id="8" w:name="_Toc235108418"/>
+      <w:r>
+        <w:rPr>
+          <w:rFonts w:hint="eastAsia"/>
+        </w:rPr>
+        <w:t xml:space="preserve">2.3 </w:t>
+      </w:r>
+      <w:r>
+        <w:rPr>
+          <w:rFonts w:hint="eastAsia"/>
         </w:rPr>
         <w:t>条件与限制</w:t>
       </w:r>
@@ -2915,15 +2884,7 @@
         <w:pStyle w:val="a"/>
       </w:pPr>
       <w:r>
-        <w:t>本实训版本采用人工确认缴费，</w:t>
-      </w:r>
-      <w:proofErr w:type="gramStart"/>
-      <w:r>
-        <w:t>不</w:t>
-      </w:r>
-      <w:proofErr w:type="gramEnd"/>
-      <w:r>
-        <w:t>接入第三方支付。</w:t>
+        <w:t>本实训版本采用人工确认缴费，不接入第三方支付。</w:t>
       </w:r>
     </w:p>
     <w:p>
@@ -2941,7 +2902,7 @@
       <w:pPr>
         <w:pStyle w:val="1"/>
       </w:pPr>
-      <w:bookmarkStart w:id="9" w:name="_Toc234927718"/>
+      <w:bookmarkStart w:id="9" w:name="_Toc235108419"/>
       <w:r>
         <w:rPr>
           <w:rFonts w:hint="eastAsia"/>
@@ -2959,20 +2920,17 @@
     <w:p>
       <w:pPr>
         <w:pStyle w:val="2"/>
-        <w:rPr>
-          <w:rFonts w:ascii="Times New Roman" w:eastAsia="宋体" w:hAnsi="Times New Roman"/>
-        </w:rPr>
-      </w:pPr>
-      <w:bookmarkStart w:id="10" w:name="_Toc234927719"/>
-      <w:r>
-        <w:rPr>
-          <w:rFonts w:ascii="Times New Roman" w:eastAsia="宋体" w:hAnsi="Times New Roman" w:hint="eastAsia"/>
-        </w:rPr>
-        <w:t>3.1</w:t>
-      </w:r>
-      <w:r>
-        <w:rPr>
-          <w:rFonts w:ascii="Times New Roman" w:eastAsia="宋体" w:hAnsi="Times New Roman" w:hint="eastAsia"/>
+      </w:pPr>
+      <w:bookmarkStart w:id="10" w:name="_Toc235108420"/>
+      <w:r>
+        <w:rPr>
+          <w:rFonts w:hint="eastAsia"/>
+        </w:rPr>
+        <w:t xml:space="preserve">3.1 </w:t>
+      </w:r>
+      <w:r>
+        <w:rPr>
+          <w:rFonts w:hint="eastAsia"/>
         </w:rPr>
         <w:t>静态数据</w:t>
       </w:r>
@@ -3013,20 +2971,17 @@
     <w:p>
       <w:pPr>
         <w:pStyle w:val="2"/>
-        <w:rPr>
-          <w:rFonts w:ascii="Times New Roman" w:eastAsia="宋体" w:hAnsi="Times New Roman"/>
-        </w:rPr>
-      </w:pPr>
-      <w:bookmarkStart w:id="11" w:name="_Toc234927720"/>
-      <w:r>
-        <w:rPr>
-          <w:rFonts w:ascii="Times New Roman" w:eastAsia="宋体" w:hAnsi="Times New Roman" w:hint="eastAsia"/>
-        </w:rPr>
-        <w:t>3.2</w:t>
-      </w:r>
-      <w:r>
-        <w:rPr>
-          <w:rFonts w:ascii="Times New Roman" w:eastAsia="宋体" w:hAnsi="Times New Roman" w:hint="eastAsia"/>
+      </w:pPr>
+      <w:bookmarkStart w:id="11" w:name="_Toc235108421"/>
+      <w:r>
+        <w:rPr>
+          <w:rFonts w:hint="eastAsia"/>
+        </w:rPr>
+        <w:t xml:space="preserve">3.2 </w:t>
+      </w:r>
+      <w:r>
+        <w:rPr>
+          <w:rFonts w:hint="eastAsia"/>
         </w:rPr>
         <w:t>动态数据</w:t>
       </w:r>
@@ -3177,7 +3132,6 @@
         <w:ind w:firstLine="21pt"/>
       </w:pPr>
       <w:r>
-        <w:lastRenderedPageBreak/>
         <w:t>3</w:t>
       </w:r>
       <w:r>
@@ -3237,20 +3191,17 @@
     <w:p>
       <w:pPr>
         <w:pStyle w:val="2"/>
-        <w:rPr>
-          <w:rFonts w:ascii="Times New Roman" w:eastAsia="宋体" w:hAnsi="Times New Roman"/>
-        </w:rPr>
-      </w:pPr>
-      <w:bookmarkStart w:id="12" w:name="_Toc234927721"/>
-      <w:r>
-        <w:rPr>
-          <w:rFonts w:ascii="Times New Roman" w:eastAsia="宋体" w:hAnsi="Times New Roman" w:hint="eastAsia"/>
-        </w:rPr>
-        <w:t>3.3</w:t>
-      </w:r>
-      <w:r>
-        <w:rPr>
-          <w:rFonts w:ascii="Times New Roman" w:eastAsia="宋体" w:hAnsi="Times New Roman" w:hint="eastAsia"/>
+      </w:pPr>
+      <w:bookmarkStart w:id="12" w:name="_Toc235108422"/>
+      <w:r>
+        <w:rPr>
+          <w:rFonts w:hint="eastAsia"/>
+        </w:rPr>
+        <w:t xml:space="preserve">3.3 </w:t>
+      </w:r>
+      <w:r>
+        <w:rPr>
+          <w:rFonts w:hint="eastAsia"/>
         </w:rPr>
         <w:t>数据库介绍</w:t>
       </w:r>
@@ -3292,7 +3243,7 @@
       <w:pPr>
         <w:pStyle w:val="1"/>
       </w:pPr>
-      <w:bookmarkStart w:id="13" w:name="_Toc234927722"/>
+      <w:bookmarkStart w:id="13" w:name="_Toc235108423"/>
       <w:r>
         <w:rPr>
           <w:rFonts w:hint="eastAsia"/>
@@ -3310,20 +3261,17 @@
     <w:p>
       <w:pPr>
         <w:pStyle w:val="2"/>
-        <w:rPr>
-          <w:rFonts w:ascii="Times New Roman" w:eastAsia="宋体" w:hAnsi="Times New Roman"/>
-        </w:rPr>
-      </w:pPr>
-      <w:bookmarkStart w:id="14" w:name="_Toc234927723"/>
-      <w:r>
-        <w:rPr>
-          <w:rFonts w:ascii="Times New Roman" w:eastAsia="宋体" w:hAnsi="Times New Roman" w:hint="eastAsia"/>
-        </w:rPr>
-        <w:t>4.1</w:t>
-      </w:r>
-      <w:r>
-        <w:rPr>
-          <w:rFonts w:ascii="Times New Roman" w:eastAsia="宋体" w:hAnsi="Times New Roman" w:hint="eastAsia"/>
+      </w:pPr>
+      <w:bookmarkStart w:id="14" w:name="_Toc235108424"/>
+      <w:r>
+        <w:rPr>
+          <w:rFonts w:hint="eastAsia"/>
+        </w:rPr>
+        <w:t xml:space="preserve">4.1 </w:t>
+      </w:r>
+      <w:r>
+        <w:rPr>
+          <w:rFonts w:hint="eastAsia"/>
         </w:rPr>
         <w:t>功能划分</w:t>
       </w:r>
@@ -3814,13 +3762,8 @@
           </w:tcPr>
           <w:p>
             <w:r>
-              <w:t>校验借阅证、罚款、数量上限、重复借阅和库存后生</w:t>
-            </w:r>
-            <w:proofErr w:type="gramStart"/>
-            <w:r>
-              <w:t>成记录</w:t>
-            </w:r>
-            <w:proofErr w:type="gramEnd"/>
+              <w:t>校验借阅证、罚款、数量上限、重复借阅和库存后生成记录</w:t>
+            </w:r>
           </w:p>
         </w:tc>
         <w:tc>
@@ -4011,7 +3954,6 @@
           </w:tcPr>
           <w:p>
             <w:r>
-              <w:lastRenderedPageBreak/>
               <w:t>FR-12</w:t>
             </w:r>
           </w:p>
@@ -4275,20 +4217,17 @@
     <w:p>
       <w:pPr>
         <w:pStyle w:val="2"/>
-        <w:rPr>
-          <w:rFonts w:ascii="Times New Roman" w:eastAsia="宋体" w:hAnsi="Times New Roman"/>
-        </w:rPr>
-      </w:pPr>
-      <w:bookmarkStart w:id="15" w:name="_Toc234927724"/>
-      <w:r>
-        <w:rPr>
-          <w:rFonts w:ascii="Times New Roman" w:eastAsia="宋体" w:hAnsi="Times New Roman" w:hint="eastAsia"/>
-        </w:rPr>
-        <w:t>4.2</w:t>
-      </w:r>
-      <w:r>
-        <w:rPr>
-          <w:rFonts w:ascii="Times New Roman" w:eastAsia="宋体" w:hAnsi="Times New Roman"/>
+      </w:pPr>
+      <w:bookmarkStart w:id="15" w:name="_Toc235108425"/>
+      <w:r>
+        <w:rPr>
+          <w:rFonts w:hint="eastAsia"/>
+        </w:rPr>
+        <w:t xml:space="preserve">4.2 </w:t>
+      </w:r>
+      <w:r>
+        <w:rPr>
+          <w:rFonts w:hint="eastAsia"/>
         </w:rPr>
         <w:t>关键业务规则</w:t>
       </w:r>
@@ -4608,7 +4547,7 @@
       <w:pPr>
         <w:pStyle w:val="1"/>
       </w:pPr>
-      <w:bookmarkStart w:id="16" w:name="_Toc234927725"/>
+      <w:bookmarkStart w:id="16" w:name="_Toc235108426"/>
       <w:r>
         <w:rPr>
           <w:rFonts w:hint="eastAsia"/>
@@ -4886,11 +4825,7 @@
               <w:t>字节，迭代次数</w:t>
             </w:r>
             <w:r>
-              <w:t xml:space="preserve"> ≥ </w:t>
-            </w:r>
-            <w:r>
-              <w:lastRenderedPageBreak/>
-              <w:t>120000</w:t>
+              <w:t xml:space="preserve"> ≥ 120000</w:t>
             </w:r>
           </w:p>
         </w:tc>
@@ -4903,7 +4838,6 @@
           </w:tcPr>
           <w:p>
             <w:r>
-              <w:lastRenderedPageBreak/>
               <w:t>NFR-05</w:t>
             </w:r>
           </w:p>
@@ -4963,13 +4897,8 @@
             <w:shd w:val="clear" w:color="auto" w:fill="F7F9FA"/>
           </w:tcPr>
           <w:p>
-            <w:proofErr w:type="gramStart"/>
-            <w:r>
-              <w:t>必填项为</w:t>
-            </w:r>
-            <w:proofErr w:type="gramEnd"/>
-            <w:r>
-              <w:t>空、格式错误、重复数据均显示中文提示；业务异常不得导致程序退出</w:t>
+            <w:r>
+              <w:t>必填项为空、格式错误、重复数据均显示中文提示；业务异常不得导致程序退出</w:t>
             </w:r>
           </w:p>
         </w:tc>
@@ -5218,7 +5147,7 @@
       <w:pPr>
         <w:pStyle w:val="1"/>
       </w:pPr>
-      <w:bookmarkStart w:id="17" w:name="_Toc234927726"/>
+      <w:bookmarkStart w:id="17" w:name="_Toc235108427"/>
       <w:r>
         <w:rPr>
           <w:rFonts w:hint="eastAsia"/>
@@ -5236,20 +5165,17 @@
     <w:p>
       <w:pPr>
         <w:pStyle w:val="2"/>
-        <w:rPr>
-          <w:rFonts w:ascii="Times New Roman" w:eastAsia="宋体" w:hAnsi="Times New Roman"/>
-        </w:rPr>
-      </w:pPr>
-      <w:bookmarkStart w:id="18" w:name="_Toc234927727"/>
-      <w:r>
-        <w:rPr>
-          <w:rFonts w:ascii="Times New Roman" w:eastAsia="宋体" w:hAnsi="Times New Roman" w:hint="eastAsia"/>
-        </w:rPr>
-        <w:t>6.1</w:t>
-      </w:r>
-      <w:r>
-        <w:rPr>
-          <w:rFonts w:ascii="Times New Roman" w:eastAsia="宋体" w:hAnsi="Times New Roman" w:hint="eastAsia"/>
+      </w:pPr>
+      <w:bookmarkStart w:id="18" w:name="_Toc235108428"/>
+      <w:r>
+        <w:rPr>
+          <w:rFonts w:hint="eastAsia"/>
+        </w:rPr>
+        <w:t xml:space="preserve">6.1 </w:t>
+      </w:r>
+      <w:r>
+        <w:rPr>
+          <w:rFonts w:hint="eastAsia"/>
         </w:rPr>
         <w:t>用户界面</w:t>
       </w:r>
@@ -5336,20 +5262,17 @@
     <w:p>
       <w:pPr>
         <w:pStyle w:val="2"/>
-        <w:rPr>
-          <w:rFonts w:ascii="Times New Roman" w:eastAsia="宋体" w:hAnsi="Times New Roman"/>
-        </w:rPr>
-      </w:pPr>
-      <w:bookmarkStart w:id="19" w:name="_Toc234927728"/>
-      <w:r>
-        <w:rPr>
-          <w:rFonts w:ascii="Times New Roman" w:eastAsia="宋体" w:hAnsi="Times New Roman" w:hint="eastAsia"/>
-        </w:rPr>
-        <w:t>6.2</w:t>
-      </w:r>
-      <w:r>
-        <w:rPr>
-          <w:rFonts w:ascii="Times New Roman" w:eastAsia="宋体" w:hAnsi="Times New Roman" w:hint="eastAsia"/>
+      </w:pPr>
+      <w:bookmarkStart w:id="19" w:name="_Toc235108429"/>
+      <w:r>
+        <w:rPr>
+          <w:rFonts w:hint="eastAsia"/>
+        </w:rPr>
+        <w:t xml:space="preserve">6.2 </w:t>
+      </w:r>
+      <w:r>
+        <w:rPr>
+          <w:rFonts w:hint="eastAsia"/>
         </w:rPr>
         <w:t>软件接口</w:t>
       </w:r>
@@ -5508,20 +5431,17 @@
     <w:p>
       <w:pPr>
         <w:pStyle w:val="2"/>
-        <w:rPr>
-          <w:rFonts w:ascii="Times New Roman" w:eastAsia="宋体" w:hAnsi="Times New Roman"/>
-        </w:rPr>
-      </w:pPr>
-      <w:bookmarkStart w:id="20" w:name="_Toc234927729"/>
-      <w:r>
-        <w:rPr>
-          <w:rFonts w:ascii="Times New Roman" w:eastAsia="宋体" w:hAnsi="Times New Roman" w:hint="eastAsia"/>
-        </w:rPr>
-        <w:t>6.3</w:t>
-      </w:r>
-      <w:r>
-        <w:rPr>
-          <w:rFonts w:ascii="Times New Roman" w:eastAsia="宋体" w:hAnsi="Times New Roman" w:hint="eastAsia"/>
+      </w:pPr>
+      <w:bookmarkStart w:id="20" w:name="_Toc235108430"/>
+      <w:r>
+        <w:rPr>
+          <w:rFonts w:hint="eastAsia"/>
+        </w:rPr>
+        <w:t xml:space="preserve">6.3 </w:t>
+      </w:r>
+      <w:r>
+        <w:rPr>
+          <w:rFonts w:hint="eastAsia"/>
         </w:rPr>
         <w:t>故障处理</w:t>
       </w:r>
@@ -5589,21 +5509,7 @@
         <w:rPr>
           <w:rFonts w:hint="eastAsia"/>
         </w:rPr>
-        <w:t>、借阅、归还和预约写入失败</w:t>
-      </w:r>
-      <w:proofErr w:type="gramStart"/>
-      <w:r>
-        <w:rPr>
-          <w:rFonts w:hint="eastAsia"/>
-        </w:rPr>
-        <w:t>时回滚事务</w:t>
-      </w:r>
-      <w:proofErr w:type="gramEnd"/>
-      <w:r>
-        <w:rPr>
-          <w:rFonts w:hint="eastAsia"/>
-        </w:rPr>
-        <w:t>，不保留一半完成的数据。</w:t>
+        <w:t>、借阅、归还和预约写入失败时回滚事务，不保留一半完成的数据。</w:t>
       </w:r>
       <w:r>
         <w:rPr>
@@ -5623,12 +5529,6 @@
           <w:rFonts w:hint="eastAsia"/>
         </w:rPr>
         <w:br/>
-      </w:r>
-      <w:r>
-        <w:rPr>
-          <w:rFonts w:hint="eastAsia"/>
-        </w:rPr>
-        <w:lastRenderedPageBreak/>
         <w:t>6</w:t>
       </w:r>
       <w:r>
@@ -6158,14 +6058,16 @@
     <w:pPr>
       <w:keepNext/>
       <w:keepLines/>
-      <w:spacing w:before="17pt" w:after="16.50pt" w:line="28.90pt" w:lineRule="auto"/>
+      <w:spacing w:before="12pt" w:after="6pt"/>
+      <w:jc w:val="start"/>
       <w:outlineLvl w:val="0"/>
     </w:pPr>
     <w:rPr>
+      <w:rFonts w:ascii="Arial" w:eastAsia="黑体" w:hAnsi="Arial"/>
       <w:b/>
       <w:bCs/>
       <w:kern w:val="44"/>
-      <w:sz w:val="44"/>
+      <w:sz w:val="32"/>
       <w:szCs w:val="44"/>
     </w:rPr>
   </w:style>
@@ -6177,14 +6079,15 @@
     <w:pPr>
       <w:keepNext/>
       <w:keepLines/>
-      <w:spacing w:before="13pt" w:after="13pt" w:line="20.80pt" w:lineRule="auto"/>
+      <w:spacing w:before="6pt" w:after="3pt"/>
+      <w:jc w:val="start"/>
       <w:outlineLvl w:val="1"/>
     </w:pPr>
     <w:rPr>
       <w:rFonts w:ascii="Arial" w:eastAsia="黑体" w:hAnsi="Arial"/>
       <w:b/>
       <w:bCs/>
-      <w:sz w:val="32"/>
+      <w:sz w:val="28"/>
       <w:szCs w:val="32"/>
     </w:rPr>
   </w:style>
@@ -6228,7 +6131,6 @@
   <w:style w:type="character" w:default="1" w:styleId="a1">
     <w:name w:val="Default Paragraph Font"/>
     <w:uiPriority w:val="1"/>
-    <w:semiHidden/>
     <w:unhideWhenUsed/>
   </w:style>
   <w:style w:type="table" w:default="1" w:styleId="a2">
